--- a/Kriteria.docx
+++ b/Kriteria.docx
@@ -1071,7 +1071,7 @@
         <w:rPr>
           <w:sz w:val="28"/>
           <w:szCs w:val="28"/>
-          <w:highlight w:val="yellow"/>
+          <w:highlight w:val="green"/>
         </w:rPr>
         <w:t xml:space="preserve">1. </w:t>
       </w:r>
@@ -1080,7 +1080,7 @@
         <w:rPr>
           <w:sz w:val="28"/>
           <w:szCs w:val="28"/>
-          <w:highlight w:val="yellow"/>
+          <w:highlight w:val="green"/>
         </w:rPr>
         <w:t>Fehlende</w:t>
       </w:r>
@@ -1089,7 +1089,7 @@
         <w:rPr>
           <w:sz w:val="28"/>
           <w:szCs w:val="28"/>
-          <w:highlight w:val="yellow"/>
+          <w:highlight w:val="green"/>
         </w:rPr>
         <w:t xml:space="preserve"> und für die IPA </w:t>
       </w:r>
@@ -1098,7 +1098,7 @@
         <w:rPr>
           <w:sz w:val="28"/>
           <w:szCs w:val="28"/>
-          <w:highlight w:val="yellow"/>
+          <w:highlight w:val="green"/>
         </w:rPr>
         <w:t>relevante</w:t>
       </w:r>
@@ -1107,16 +1107,16 @@
         <w:rPr>
           <w:sz w:val="28"/>
           <w:szCs w:val="28"/>
-          <w:highlight w:val="yellow"/>
-        </w:rPr>
-        <w:t xml:space="preserve"> </w:t>
-      </w:r>
-      <w:proofErr w:type="spellStart"/>
-      <w:r>
-        <w:rPr>
-          <w:sz w:val="28"/>
-          <w:szCs w:val="28"/>
-          <w:highlight w:val="yellow"/>
+          <w:highlight w:val="green"/>
+        </w:rPr>
+        <w:t xml:space="preserve"> </w:t>
+      </w:r>
+      <w:proofErr w:type="spellStart"/>
+      <w:r>
+        <w:rPr>
+          <w:sz w:val="28"/>
+          <w:szCs w:val="28"/>
+          <w:highlight w:val="green"/>
         </w:rPr>
         <w:t>Informationen</w:t>
       </w:r>
@@ -1125,16 +1125,16 @@
         <w:rPr>
           <w:sz w:val="28"/>
           <w:szCs w:val="28"/>
-          <w:highlight w:val="yellow"/>
-        </w:rPr>
-        <w:t xml:space="preserve"> </w:t>
-      </w:r>
-      <w:proofErr w:type="spellStart"/>
-      <w:r>
-        <w:rPr>
-          <w:sz w:val="28"/>
-          <w:szCs w:val="28"/>
-          <w:highlight w:val="yellow"/>
+          <w:highlight w:val="green"/>
+        </w:rPr>
+        <w:t xml:space="preserve"> </w:t>
+      </w:r>
+      <w:proofErr w:type="spellStart"/>
+      <w:r>
+        <w:rPr>
+          <w:sz w:val="28"/>
+          <w:szCs w:val="28"/>
+          <w:highlight w:val="green"/>
         </w:rPr>
         <w:t>wurden</w:t>
       </w:r>
@@ -1143,16 +1143,16 @@
         <w:rPr>
           <w:sz w:val="28"/>
           <w:szCs w:val="28"/>
-          <w:highlight w:val="yellow"/>
-        </w:rPr>
-        <w:t xml:space="preserve"> </w:t>
-      </w:r>
-      <w:proofErr w:type="spellStart"/>
-      <w:r>
-        <w:rPr>
-          <w:sz w:val="28"/>
-          <w:szCs w:val="28"/>
-          <w:highlight w:val="yellow"/>
+          <w:highlight w:val="green"/>
+        </w:rPr>
+        <w:t xml:space="preserve"> </w:t>
+      </w:r>
+      <w:proofErr w:type="spellStart"/>
+      <w:r>
+        <w:rPr>
+          <w:sz w:val="28"/>
+          <w:szCs w:val="28"/>
+          <w:highlight w:val="green"/>
         </w:rPr>
         <w:t>identifiziert</w:t>
       </w:r>
@@ -1161,7 +1161,7 @@
         <w:rPr>
           <w:sz w:val="28"/>
           <w:szCs w:val="28"/>
-          <w:highlight w:val="yellow"/>
+          <w:highlight w:val="green"/>
         </w:rPr>
         <w:t xml:space="preserve"> und </w:t>
       </w:r>
@@ -1170,7 +1170,7 @@
         <w:rPr>
           <w:sz w:val="28"/>
           <w:szCs w:val="28"/>
-          <w:highlight w:val="yellow"/>
+          <w:highlight w:val="green"/>
         </w:rPr>
         <w:t>systematisch</w:t>
       </w:r>
@@ -1179,16 +1179,16 @@
         <w:rPr>
           <w:sz w:val="28"/>
           <w:szCs w:val="28"/>
-          <w:highlight w:val="yellow"/>
-        </w:rPr>
-        <w:t xml:space="preserve"> </w:t>
-      </w:r>
-      <w:proofErr w:type="spellStart"/>
-      <w:r>
-        <w:rPr>
-          <w:sz w:val="28"/>
-          <w:szCs w:val="28"/>
-          <w:highlight w:val="yellow"/>
+          <w:highlight w:val="green"/>
+        </w:rPr>
+        <w:t xml:space="preserve"> </w:t>
+      </w:r>
+      <w:proofErr w:type="spellStart"/>
+      <w:r>
+        <w:rPr>
+          <w:sz w:val="28"/>
+          <w:szCs w:val="28"/>
+          <w:highlight w:val="green"/>
         </w:rPr>
         <w:t>recherchiert</w:t>
       </w:r>
@@ -1197,7 +1197,7 @@
         <w:rPr>
           <w:sz w:val="28"/>
           <w:szCs w:val="28"/>
-          <w:highlight w:val="yellow"/>
+          <w:highlight w:val="green"/>
         </w:rPr>
         <w:t>.</w:t>
       </w:r>
@@ -2039,7 +2039,7 @@
         <w:rPr>
           <w:sz w:val="28"/>
           <w:szCs w:val="28"/>
-          <w:highlight w:val="yellow"/>
+          <w:highlight w:val="green"/>
         </w:rPr>
         <w:t xml:space="preserve">1. Die </w:t>
       </w:r>
@@ -2048,7 +2048,7 @@
         <w:rPr>
           <w:sz w:val="28"/>
           <w:szCs w:val="28"/>
-          <w:highlight w:val="yellow"/>
+          <w:highlight w:val="green"/>
         </w:rPr>
         <w:t>verwendeten</w:t>
       </w:r>
@@ -2057,16 +2057,16 @@
         <w:rPr>
           <w:sz w:val="28"/>
           <w:szCs w:val="28"/>
-          <w:highlight w:val="yellow"/>
-        </w:rPr>
-        <w:t xml:space="preserve"> </w:t>
-      </w:r>
-      <w:proofErr w:type="spellStart"/>
-      <w:r>
-        <w:rPr>
-          <w:sz w:val="28"/>
-          <w:szCs w:val="28"/>
-          <w:highlight w:val="yellow"/>
+          <w:highlight w:val="green"/>
+        </w:rPr>
+        <w:t xml:space="preserve"> </w:t>
+      </w:r>
+      <w:proofErr w:type="spellStart"/>
+      <w:r>
+        <w:rPr>
+          <w:sz w:val="28"/>
+          <w:szCs w:val="28"/>
+          <w:highlight w:val="green"/>
         </w:rPr>
         <w:t>Informationen</w:t>
       </w:r>
@@ -2075,16 +2075,16 @@
         <w:rPr>
           <w:sz w:val="28"/>
           <w:szCs w:val="28"/>
-          <w:highlight w:val="yellow"/>
-        </w:rPr>
-        <w:t xml:space="preserve"> </w:t>
-      </w:r>
-      <w:proofErr w:type="spellStart"/>
-      <w:r>
-        <w:rPr>
-          <w:sz w:val="28"/>
-          <w:szCs w:val="28"/>
-          <w:highlight w:val="yellow"/>
+          <w:highlight w:val="green"/>
+        </w:rPr>
+        <w:t xml:space="preserve"> </w:t>
+      </w:r>
+      <w:proofErr w:type="spellStart"/>
+      <w:r>
+        <w:rPr>
+          <w:sz w:val="28"/>
+          <w:szCs w:val="28"/>
+          <w:highlight w:val="green"/>
         </w:rPr>
         <w:t>finden</w:t>
       </w:r>
@@ -2093,7 +2093,7 @@
         <w:rPr>
           <w:sz w:val="28"/>
           <w:szCs w:val="28"/>
-          <w:highlight w:val="yellow"/>
+          <w:highlight w:val="green"/>
         </w:rPr>
         <w:t xml:space="preserve"> in </w:t>
       </w:r>
@@ -2102,7 +2102,7 @@
         <w:rPr>
           <w:sz w:val="28"/>
           <w:szCs w:val="28"/>
-          <w:highlight w:val="yellow"/>
+          <w:highlight w:val="green"/>
         </w:rPr>
         <w:t>einer</w:t>
       </w:r>
@@ -2111,16 +2111,16 @@
         <w:rPr>
           <w:sz w:val="28"/>
           <w:szCs w:val="28"/>
-          <w:highlight w:val="yellow"/>
-        </w:rPr>
-        <w:t xml:space="preserve"> </w:t>
-      </w:r>
-      <w:proofErr w:type="spellStart"/>
-      <w:r>
-        <w:rPr>
-          <w:sz w:val="28"/>
-          <w:szCs w:val="28"/>
-          <w:highlight w:val="yellow"/>
+          <w:highlight w:val="green"/>
+        </w:rPr>
+        <w:t xml:space="preserve"> </w:t>
+      </w:r>
+      <w:proofErr w:type="spellStart"/>
+      <w:r>
+        <w:rPr>
+          <w:sz w:val="28"/>
+          <w:szCs w:val="28"/>
+          <w:highlight w:val="green"/>
         </w:rPr>
         <w:t>klaren</w:t>
       </w:r>
@@ -2129,7 +2129,7 @@
         <w:rPr>
           <w:sz w:val="28"/>
           <w:szCs w:val="28"/>
-          <w:highlight w:val="yellow"/>
+          <w:highlight w:val="green"/>
         </w:rPr>
         <w:t xml:space="preserve"> und </w:t>
       </w:r>
@@ -2138,7 +2138,7 @@
         <w:rPr>
           <w:sz w:val="28"/>
           <w:szCs w:val="28"/>
-          <w:highlight w:val="yellow"/>
+          <w:highlight w:val="green"/>
         </w:rPr>
         <w:t>übersichtlichen</w:t>
       </w:r>
@@ -2147,16 +2147,16 @@
         <w:rPr>
           <w:sz w:val="28"/>
           <w:szCs w:val="28"/>
-          <w:highlight w:val="yellow"/>
-        </w:rPr>
-        <w:t xml:space="preserve"> </w:t>
-      </w:r>
-      <w:proofErr w:type="spellStart"/>
-      <w:r>
-        <w:rPr>
-          <w:sz w:val="28"/>
-          <w:szCs w:val="28"/>
-          <w:highlight w:val="yellow"/>
+          <w:highlight w:val="green"/>
+        </w:rPr>
+        <w:t xml:space="preserve"> </w:t>
+      </w:r>
+      <w:proofErr w:type="spellStart"/>
+      <w:r>
+        <w:rPr>
+          <w:sz w:val="28"/>
+          <w:szCs w:val="28"/>
+          <w:highlight w:val="green"/>
         </w:rPr>
         <w:t>Dokumentation</w:t>
       </w:r>
@@ -2165,16 +2165,16 @@
         <w:rPr>
           <w:sz w:val="28"/>
           <w:szCs w:val="28"/>
-          <w:highlight w:val="yellow"/>
-        </w:rPr>
-        <w:t xml:space="preserve"> </w:t>
-      </w:r>
-      <w:proofErr w:type="spellStart"/>
-      <w:r>
-        <w:rPr>
-          <w:sz w:val="28"/>
-          <w:szCs w:val="28"/>
-          <w:highlight w:val="yellow"/>
+          <w:highlight w:val="green"/>
+        </w:rPr>
+        <w:t xml:space="preserve"> </w:t>
+      </w:r>
+      <w:proofErr w:type="spellStart"/>
+      <w:r>
+        <w:rPr>
+          <w:sz w:val="28"/>
+          <w:szCs w:val="28"/>
+          <w:highlight w:val="green"/>
         </w:rPr>
         <w:t>Niederschlag</w:t>
       </w:r>
@@ -2183,7 +2183,7 @@
         <w:rPr>
           <w:sz w:val="28"/>
           <w:szCs w:val="28"/>
-          <w:highlight w:val="yellow"/>
+          <w:highlight w:val="green"/>
         </w:rPr>
         <w:t>.</w:t>
       </w:r>
@@ -2591,7 +2591,7 @@
         <w:rPr>
           <w:sz w:val="28"/>
           <w:szCs w:val="28"/>
-          <w:highlight w:val="yellow"/>
+          <w:highlight w:val="green"/>
         </w:rPr>
         <w:t xml:space="preserve">4. Alle </w:t>
       </w:r>
@@ -2600,7 +2600,7 @@
         <w:rPr>
           <w:sz w:val="28"/>
           <w:szCs w:val="28"/>
-          <w:highlight w:val="yellow"/>
+          <w:highlight w:val="green"/>
         </w:rPr>
         <w:t>verwendeten</w:t>
       </w:r>
@@ -2609,16 +2609,16 @@
         <w:rPr>
           <w:sz w:val="28"/>
           <w:szCs w:val="28"/>
-          <w:highlight w:val="yellow"/>
-        </w:rPr>
-        <w:t xml:space="preserve"> </w:t>
-      </w:r>
-      <w:proofErr w:type="spellStart"/>
-      <w:r>
-        <w:rPr>
-          <w:sz w:val="28"/>
-          <w:szCs w:val="28"/>
-          <w:highlight w:val="yellow"/>
+          <w:highlight w:val="green"/>
+        </w:rPr>
+        <w:t xml:space="preserve"> </w:t>
+      </w:r>
+      <w:proofErr w:type="spellStart"/>
+      <w:r>
+        <w:rPr>
+          <w:sz w:val="28"/>
+          <w:szCs w:val="28"/>
+          <w:highlight w:val="green"/>
         </w:rPr>
         <w:t>Informationen</w:t>
       </w:r>
@@ -2627,16 +2627,16 @@
         <w:rPr>
           <w:sz w:val="28"/>
           <w:szCs w:val="28"/>
-          <w:highlight w:val="yellow"/>
-        </w:rPr>
-        <w:t xml:space="preserve"> </w:t>
-      </w:r>
-      <w:proofErr w:type="spellStart"/>
-      <w:r>
-        <w:rPr>
-          <w:sz w:val="28"/>
-          <w:szCs w:val="28"/>
-          <w:highlight w:val="yellow"/>
+          <w:highlight w:val="green"/>
+        </w:rPr>
+        <w:t xml:space="preserve"> </w:t>
+      </w:r>
+      <w:proofErr w:type="spellStart"/>
+      <w:r>
+        <w:rPr>
+          <w:sz w:val="28"/>
+          <w:szCs w:val="28"/>
+          <w:highlight w:val="green"/>
         </w:rPr>
         <w:t>stehen</w:t>
       </w:r>
@@ -2645,16 +2645,16 @@
         <w:rPr>
           <w:sz w:val="28"/>
           <w:szCs w:val="28"/>
-          <w:highlight w:val="yellow"/>
-        </w:rPr>
-        <w:t xml:space="preserve"> </w:t>
-      </w:r>
-      <w:proofErr w:type="spellStart"/>
-      <w:r>
-        <w:rPr>
-          <w:sz w:val="28"/>
-          <w:szCs w:val="28"/>
-          <w:highlight w:val="yellow"/>
+          <w:highlight w:val="green"/>
+        </w:rPr>
+        <w:t xml:space="preserve"> </w:t>
+      </w:r>
+      <w:proofErr w:type="spellStart"/>
+      <w:r>
+        <w:rPr>
+          <w:sz w:val="28"/>
+          <w:szCs w:val="28"/>
+          <w:highlight w:val="green"/>
         </w:rPr>
         <w:t>im</w:t>
       </w:r>
@@ -2663,16 +2663,16 @@
         <w:rPr>
           <w:sz w:val="28"/>
           <w:szCs w:val="28"/>
-          <w:highlight w:val="yellow"/>
-        </w:rPr>
-        <w:t xml:space="preserve"> </w:t>
-      </w:r>
-      <w:proofErr w:type="spellStart"/>
-      <w:r>
-        <w:rPr>
-          <w:sz w:val="28"/>
-          <w:szCs w:val="28"/>
-          <w:highlight w:val="yellow"/>
+          <w:highlight w:val="green"/>
+        </w:rPr>
+        <w:t xml:space="preserve"> </w:t>
+      </w:r>
+      <w:proofErr w:type="spellStart"/>
+      <w:r>
+        <w:rPr>
+          <w:sz w:val="28"/>
+          <w:szCs w:val="28"/>
+          <w:highlight w:val="green"/>
         </w:rPr>
         <w:t>Auftragskontext</w:t>
       </w:r>
@@ -2681,7 +2681,7 @@
         <w:rPr>
           <w:sz w:val="28"/>
           <w:szCs w:val="28"/>
-          <w:highlight w:val="yellow"/>
+          <w:highlight w:val="green"/>
         </w:rPr>
         <w:t xml:space="preserve"> und </w:t>
       </w:r>
@@ -2690,7 +2690,7 @@
         <w:rPr>
           <w:sz w:val="28"/>
           <w:szCs w:val="28"/>
-          <w:highlight w:val="yellow"/>
+          <w:highlight w:val="green"/>
         </w:rPr>
         <w:t>finden</w:t>
       </w:r>
@@ -2699,16 +2699,16 @@
         <w:rPr>
           <w:sz w:val="28"/>
           <w:szCs w:val="28"/>
-          <w:highlight w:val="yellow"/>
-        </w:rPr>
-        <w:t xml:space="preserve"> </w:t>
-      </w:r>
-      <w:proofErr w:type="spellStart"/>
-      <w:r>
-        <w:rPr>
-          <w:sz w:val="28"/>
-          <w:szCs w:val="28"/>
-          <w:highlight w:val="yellow"/>
+          <w:highlight w:val="green"/>
+        </w:rPr>
+        <w:t xml:space="preserve"> </w:t>
+      </w:r>
+      <w:proofErr w:type="spellStart"/>
+      <w:r>
+        <w:rPr>
+          <w:sz w:val="28"/>
+          <w:szCs w:val="28"/>
+          <w:highlight w:val="green"/>
         </w:rPr>
         <w:t>im</w:t>
       </w:r>
@@ -2717,7 +2717,7 @@
         <w:rPr>
           <w:sz w:val="28"/>
           <w:szCs w:val="28"/>
-          <w:highlight w:val="yellow"/>
+          <w:highlight w:val="green"/>
         </w:rPr>
         <w:t xml:space="preserve"> Projekt </w:t>
       </w:r>
@@ -2726,7 +2726,7 @@
         <w:rPr>
           <w:sz w:val="28"/>
           <w:szCs w:val="28"/>
-          <w:highlight w:val="yellow"/>
+          <w:highlight w:val="green"/>
         </w:rPr>
         <w:t>sinnvolle</w:t>
       </w:r>
@@ -2735,16 +2735,16 @@
         <w:rPr>
           <w:sz w:val="28"/>
           <w:szCs w:val="28"/>
-          <w:highlight w:val="yellow"/>
-        </w:rPr>
-        <w:t xml:space="preserve"> </w:t>
-      </w:r>
-      <w:proofErr w:type="spellStart"/>
-      <w:r>
-        <w:rPr>
-          <w:sz w:val="28"/>
-          <w:szCs w:val="28"/>
-          <w:highlight w:val="yellow"/>
+          <w:highlight w:val="green"/>
+        </w:rPr>
+        <w:t xml:space="preserve"> </w:t>
+      </w:r>
+      <w:proofErr w:type="spellStart"/>
+      <w:r>
+        <w:rPr>
+          <w:sz w:val="28"/>
+          <w:szCs w:val="28"/>
+          <w:highlight w:val="green"/>
         </w:rPr>
         <w:t>Anwendung</w:t>
       </w:r>
@@ -2753,7 +2753,7 @@
         <w:rPr>
           <w:sz w:val="28"/>
           <w:szCs w:val="28"/>
-          <w:highlight w:val="yellow"/>
+          <w:highlight w:val="green"/>
         </w:rPr>
         <w:t>.</w:t>
       </w:r>
@@ -7813,7 +7813,7 @@
         <w:rPr>
           <w:sz w:val="28"/>
           <w:szCs w:val="28"/>
-          <w:highlight w:val="yellow"/>
+          <w:highlight w:val="red"/>
         </w:rPr>
         <w:t xml:space="preserve">3. Der </w:t>
       </w:r>
@@ -7822,7 +7822,7 @@
         <w:rPr>
           <w:sz w:val="28"/>
           <w:szCs w:val="28"/>
-          <w:highlight w:val="yellow"/>
+          <w:highlight w:val="red"/>
         </w:rPr>
         <w:t>Anspruch</w:t>
       </w:r>
@@ -7831,7 +7831,7 @@
         <w:rPr>
           <w:sz w:val="28"/>
           <w:szCs w:val="28"/>
-          <w:highlight w:val="yellow"/>
+          <w:highlight w:val="red"/>
         </w:rPr>
         <w:t xml:space="preserve"> der </w:t>
       </w:r>
@@ -7840,7 +7840,7 @@
         <w:rPr>
           <w:sz w:val="28"/>
           <w:szCs w:val="28"/>
-          <w:highlight w:val="yellow"/>
+          <w:highlight w:val="red"/>
         </w:rPr>
         <w:t>Transferleistung</w:t>
       </w:r>
@@ -7849,16 +7849,16 @@
         <w:rPr>
           <w:sz w:val="28"/>
           <w:szCs w:val="28"/>
-          <w:highlight w:val="yellow"/>
-        </w:rPr>
-        <w:t xml:space="preserve"> </w:t>
-      </w:r>
-      <w:proofErr w:type="spellStart"/>
-      <w:r>
-        <w:rPr>
-          <w:sz w:val="28"/>
-          <w:szCs w:val="28"/>
-          <w:highlight w:val="yellow"/>
+          <w:highlight w:val="red"/>
+        </w:rPr>
+        <w:t xml:space="preserve"> </w:t>
+      </w:r>
+      <w:proofErr w:type="spellStart"/>
+      <w:r>
+        <w:rPr>
+          <w:sz w:val="28"/>
+          <w:szCs w:val="28"/>
+          <w:highlight w:val="red"/>
         </w:rPr>
         <w:t>ist</w:t>
       </w:r>
@@ -7867,16 +7867,16 @@
         <w:rPr>
           <w:sz w:val="28"/>
           <w:szCs w:val="28"/>
-          <w:highlight w:val="yellow"/>
-        </w:rPr>
-        <w:t xml:space="preserve"> </w:t>
-      </w:r>
-      <w:proofErr w:type="spellStart"/>
-      <w:r>
-        <w:rPr>
-          <w:sz w:val="28"/>
-          <w:szCs w:val="28"/>
-          <w:highlight w:val="yellow"/>
+          <w:highlight w:val="red"/>
+        </w:rPr>
+        <w:t xml:space="preserve"> </w:t>
+      </w:r>
+      <w:proofErr w:type="spellStart"/>
+      <w:r>
+        <w:rPr>
+          <w:sz w:val="28"/>
+          <w:szCs w:val="28"/>
+          <w:highlight w:val="red"/>
         </w:rPr>
         <w:t>erfüllt</w:t>
       </w:r>
@@ -7885,7 +7885,7 @@
         <w:rPr>
           <w:sz w:val="28"/>
           <w:szCs w:val="28"/>
-          <w:highlight w:val="yellow"/>
+          <w:highlight w:val="red"/>
         </w:rPr>
         <w:t xml:space="preserve">, da </w:t>
       </w:r>
@@ -7894,7 +7894,7 @@
         <w:rPr>
           <w:sz w:val="28"/>
           <w:szCs w:val="28"/>
-          <w:highlight w:val="yellow"/>
+          <w:highlight w:val="red"/>
         </w:rPr>
         <w:t>Fähigkeiten</w:t>
       </w:r>
@@ -7903,7 +7903,7 @@
         <w:rPr>
           <w:sz w:val="28"/>
           <w:szCs w:val="28"/>
-          <w:highlight w:val="yellow"/>
+          <w:highlight w:val="red"/>
         </w:rPr>
         <w:t xml:space="preserve"> und </w:t>
       </w:r>
@@ -7912,7 +7912,7 @@
         <w:rPr>
           <w:sz w:val="28"/>
           <w:szCs w:val="28"/>
-          <w:highlight w:val="yellow"/>
+          <w:highlight w:val="red"/>
         </w:rPr>
         <w:t>Kenntnisse</w:t>
       </w:r>
@@ -7921,7 +7921,7 @@
         <w:rPr>
           <w:sz w:val="28"/>
           <w:szCs w:val="28"/>
-          <w:highlight w:val="yellow"/>
+          <w:highlight w:val="red"/>
         </w:rPr>
         <w:t xml:space="preserve"> auf </w:t>
       </w:r>
@@ -7930,7 +7930,7 @@
         <w:rPr>
           <w:sz w:val="28"/>
           <w:szCs w:val="28"/>
-          <w:highlight w:val="yellow"/>
+          <w:highlight w:val="red"/>
         </w:rPr>
         <w:t>unerwartete</w:t>
       </w:r>
@@ -7939,16 +7939,16 @@
         <w:rPr>
           <w:sz w:val="28"/>
           <w:szCs w:val="28"/>
-          <w:highlight w:val="yellow"/>
-        </w:rPr>
-        <w:t xml:space="preserve"> </w:t>
-      </w:r>
-      <w:proofErr w:type="spellStart"/>
-      <w:r>
-        <w:rPr>
-          <w:sz w:val="28"/>
-          <w:szCs w:val="28"/>
-          <w:highlight w:val="yellow"/>
+          <w:highlight w:val="red"/>
+        </w:rPr>
+        <w:t xml:space="preserve"> </w:t>
+      </w:r>
+      <w:proofErr w:type="spellStart"/>
+      <w:r>
+        <w:rPr>
+          <w:sz w:val="28"/>
+          <w:szCs w:val="28"/>
+          <w:highlight w:val="red"/>
         </w:rPr>
         <w:t>oder</w:t>
       </w:r>
@@ -7957,16 +7957,16 @@
         <w:rPr>
           <w:sz w:val="28"/>
           <w:szCs w:val="28"/>
-          <w:highlight w:val="yellow"/>
-        </w:rPr>
-        <w:t xml:space="preserve"> </w:t>
-      </w:r>
-      <w:proofErr w:type="spellStart"/>
-      <w:r>
-        <w:rPr>
-          <w:sz w:val="28"/>
-          <w:szCs w:val="28"/>
-          <w:highlight w:val="yellow"/>
+          <w:highlight w:val="red"/>
+        </w:rPr>
+        <w:t xml:space="preserve"> </w:t>
+      </w:r>
+      <w:proofErr w:type="spellStart"/>
+      <w:r>
+        <w:rPr>
+          <w:sz w:val="28"/>
+          <w:szCs w:val="28"/>
+          <w:highlight w:val="red"/>
         </w:rPr>
         <w:t>neuartige</w:t>
       </w:r>
@@ -7975,16 +7975,16 @@
         <w:rPr>
           <w:sz w:val="28"/>
           <w:szCs w:val="28"/>
-          <w:highlight w:val="yellow"/>
-        </w:rPr>
-        <w:t xml:space="preserve"> </w:t>
-      </w:r>
-      <w:proofErr w:type="spellStart"/>
-      <w:r>
-        <w:rPr>
-          <w:sz w:val="28"/>
-          <w:szCs w:val="28"/>
-          <w:highlight w:val="yellow"/>
+          <w:highlight w:val="red"/>
+        </w:rPr>
+        <w:t xml:space="preserve"> </w:t>
+      </w:r>
+      <w:proofErr w:type="spellStart"/>
+      <w:r>
+        <w:rPr>
+          <w:sz w:val="28"/>
+          <w:szCs w:val="28"/>
+          <w:highlight w:val="red"/>
         </w:rPr>
         <w:t>Aufgabenstellungen</w:t>
       </w:r>
@@ -7993,16 +7993,16 @@
         <w:rPr>
           <w:sz w:val="28"/>
           <w:szCs w:val="28"/>
-          <w:highlight w:val="yellow"/>
-        </w:rPr>
-        <w:t xml:space="preserve"> </w:t>
-      </w:r>
-      <w:proofErr w:type="spellStart"/>
-      <w:r>
-        <w:rPr>
-          <w:sz w:val="28"/>
-          <w:szCs w:val="28"/>
-          <w:highlight w:val="yellow"/>
+          <w:highlight w:val="red"/>
+        </w:rPr>
+        <w:t xml:space="preserve"> </w:t>
+      </w:r>
+      <w:proofErr w:type="spellStart"/>
+      <w:r>
+        <w:rPr>
+          <w:sz w:val="28"/>
+          <w:szCs w:val="28"/>
+          <w:highlight w:val="red"/>
         </w:rPr>
         <w:t>angewandt</w:t>
       </w:r>
@@ -8011,16 +8011,16 @@
         <w:rPr>
           <w:sz w:val="28"/>
           <w:szCs w:val="28"/>
-          <w:highlight w:val="yellow"/>
-        </w:rPr>
-        <w:t xml:space="preserve"> </w:t>
-      </w:r>
-      <w:proofErr w:type="spellStart"/>
-      <w:r>
-        <w:rPr>
-          <w:sz w:val="28"/>
-          <w:szCs w:val="28"/>
-          <w:highlight w:val="yellow"/>
+          <w:highlight w:val="red"/>
+        </w:rPr>
+        <w:t xml:space="preserve"> </w:t>
+      </w:r>
+      <w:proofErr w:type="spellStart"/>
+      <w:r>
+        <w:rPr>
+          <w:sz w:val="28"/>
+          <w:szCs w:val="28"/>
+          <w:highlight w:val="red"/>
         </w:rPr>
         <w:t>wurden</w:t>
       </w:r>
@@ -8029,7 +8029,7 @@
         <w:rPr>
           <w:sz w:val="28"/>
           <w:szCs w:val="28"/>
-          <w:highlight w:val="yellow"/>
+          <w:highlight w:val="red"/>
         </w:rPr>
         <w:t>.</w:t>
       </w:r>
@@ -8723,7 +8723,7 @@
         <w:rPr>
           <w:sz w:val="28"/>
           <w:szCs w:val="28"/>
-          <w:highlight w:val="red"/>
+          <w:highlight w:val="green"/>
         </w:rPr>
         <w:t xml:space="preserve">2. </w:t>
       </w:r>
@@ -8732,7 +8732,7 @@
         <w:rPr>
           <w:sz w:val="28"/>
           <w:szCs w:val="28"/>
-          <w:highlight w:val="red"/>
+          <w:highlight w:val="green"/>
         </w:rPr>
         <w:t>Rückmeldungen</w:t>
       </w:r>
@@ -8741,16 +8741,16 @@
         <w:rPr>
           <w:sz w:val="28"/>
           <w:szCs w:val="28"/>
-          <w:highlight w:val="red"/>
-        </w:rPr>
-        <w:t xml:space="preserve"> </w:t>
-      </w:r>
-      <w:proofErr w:type="spellStart"/>
-      <w:r>
-        <w:rPr>
-          <w:sz w:val="28"/>
-          <w:szCs w:val="28"/>
-          <w:highlight w:val="red"/>
+          <w:highlight w:val="green"/>
+        </w:rPr>
+        <w:t xml:space="preserve"> </w:t>
+      </w:r>
+      <w:proofErr w:type="spellStart"/>
+      <w:r>
+        <w:rPr>
+          <w:sz w:val="28"/>
+          <w:szCs w:val="28"/>
+          <w:highlight w:val="green"/>
         </w:rPr>
         <w:t>oder</w:t>
       </w:r>
@@ -8759,16 +8759,16 @@
         <w:rPr>
           <w:sz w:val="28"/>
           <w:szCs w:val="28"/>
-          <w:highlight w:val="red"/>
-        </w:rPr>
-        <w:t xml:space="preserve"> </w:t>
-      </w:r>
-      <w:proofErr w:type="spellStart"/>
-      <w:r>
-        <w:rPr>
-          <w:sz w:val="28"/>
-          <w:szCs w:val="28"/>
-          <w:highlight w:val="red"/>
+          <w:highlight w:val="green"/>
+        </w:rPr>
+        <w:t xml:space="preserve"> </w:t>
+      </w:r>
+      <w:proofErr w:type="spellStart"/>
+      <w:r>
+        <w:rPr>
+          <w:sz w:val="28"/>
+          <w:szCs w:val="28"/>
+          <w:highlight w:val="green"/>
         </w:rPr>
         <w:t>Vorgaben</w:t>
       </w:r>
@@ -8777,16 +8777,16 @@
         <w:rPr>
           <w:sz w:val="28"/>
           <w:szCs w:val="28"/>
-          <w:highlight w:val="red"/>
-        </w:rPr>
-        <w:t xml:space="preserve"> </w:t>
-      </w:r>
-      <w:proofErr w:type="spellStart"/>
-      <w:r>
-        <w:rPr>
-          <w:sz w:val="28"/>
-          <w:szCs w:val="28"/>
-          <w:highlight w:val="red"/>
+          <w:highlight w:val="green"/>
+        </w:rPr>
+        <w:t xml:space="preserve"> </w:t>
+      </w:r>
+      <w:proofErr w:type="spellStart"/>
+      <w:r>
+        <w:rPr>
+          <w:sz w:val="28"/>
+          <w:szCs w:val="28"/>
+          <w:highlight w:val="green"/>
         </w:rPr>
         <w:t>wurden</w:t>
       </w:r>
@@ -8795,16 +8795,16 @@
         <w:rPr>
           <w:sz w:val="28"/>
           <w:szCs w:val="28"/>
-          <w:highlight w:val="red"/>
-        </w:rPr>
-        <w:t xml:space="preserve"> </w:t>
-      </w:r>
-      <w:proofErr w:type="spellStart"/>
-      <w:r>
-        <w:rPr>
-          <w:sz w:val="28"/>
-          <w:szCs w:val="28"/>
-          <w:highlight w:val="red"/>
+          <w:highlight w:val="green"/>
+        </w:rPr>
+        <w:t xml:space="preserve"> </w:t>
+      </w:r>
+      <w:proofErr w:type="spellStart"/>
+      <w:r>
+        <w:rPr>
+          <w:sz w:val="28"/>
+          <w:szCs w:val="28"/>
+          <w:highlight w:val="green"/>
         </w:rPr>
         <w:t>nachvollziehbar</w:t>
       </w:r>
@@ -8813,16 +8813,16 @@
         <w:rPr>
           <w:sz w:val="28"/>
           <w:szCs w:val="28"/>
-          <w:highlight w:val="red"/>
-        </w:rPr>
-        <w:t xml:space="preserve"> </w:t>
-      </w:r>
-      <w:proofErr w:type="spellStart"/>
-      <w:r>
-        <w:rPr>
-          <w:sz w:val="28"/>
-          <w:szCs w:val="28"/>
-          <w:highlight w:val="red"/>
+          <w:highlight w:val="green"/>
+        </w:rPr>
+        <w:t xml:space="preserve"> </w:t>
+      </w:r>
+      <w:proofErr w:type="spellStart"/>
+      <w:r>
+        <w:rPr>
+          <w:sz w:val="28"/>
+          <w:szCs w:val="28"/>
+          <w:highlight w:val="green"/>
         </w:rPr>
         <w:t>umgesetzt</w:t>
       </w:r>
@@ -8831,7 +8831,7 @@
         <w:rPr>
           <w:sz w:val="28"/>
           <w:szCs w:val="28"/>
-          <w:highlight w:val="red"/>
+          <w:highlight w:val="green"/>
         </w:rPr>
         <w:t xml:space="preserve"> und </w:t>
       </w:r>
@@ -8840,7 +8840,7 @@
         <w:rPr>
           <w:sz w:val="28"/>
           <w:szCs w:val="28"/>
-          <w:highlight w:val="red"/>
+          <w:highlight w:val="green"/>
         </w:rPr>
         <w:t>im</w:t>
       </w:r>
@@ -8849,16 +8849,16 @@
         <w:rPr>
           <w:sz w:val="28"/>
           <w:szCs w:val="28"/>
-          <w:highlight w:val="red"/>
-        </w:rPr>
-        <w:t xml:space="preserve"> </w:t>
-      </w:r>
-      <w:proofErr w:type="spellStart"/>
-      <w:r>
-        <w:rPr>
-          <w:sz w:val="28"/>
-          <w:szCs w:val="28"/>
-          <w:highlight w:val="red"/>
+          <w:highlight w:val="green"/>
+        </w:rPr>
+        <w:t xml:space="preserve"> </w:t>
+      </w:r>
+      <w:proofErr w:type="spellStart"/>
+      <w:r>
+        <w:rPr>
+          <w:sz w:val="28"/>
+          <w:szCs w:val="28"/>
+          <w:highlight w:val="green"/>
         </w:rPr>
         <w:t>Projektbericht</w:t>
       </w:r>
@@ -8867,16 +8867,16 @@
         <w:rPr>
           <w:sz w:val="28"/>
           <w:szCs w:val="28"/>
-          <w:highlight w:val="red"/>
-        </w:rPr>
-        <w:t xml:space="preserve"> </w:t>
-      </w:r>
-      <w:proofErr w:type="spellStart"/>
-      <w:r>
-        <w:rPr>
-          <w:sz w:val="28"/>
-          <w:szCs w:val="28"/>
-          <w:highlight w:val="red"/>
+          <w:highlight w:val="green"/>
+        </w:rPr>
+        <w:t xml:space="preserve"> </w:t>
+      </w:r>
+      <w:proofErr w:type="spellStart"/>
+      <w:r>
+        <w:rPr>
+          <w:sz w:val="28"/>
+          <w:szCs w:val="28"/>
+          <w:highlight w:val="green"/>
         </w:rPr>
         <w:t>nachgewiesen</w:t>
       </w:r>
@@ -8885,7 +8885,7 @@
         <w:rPr>
           <w:sz w:val="28"/>
           <w:szCs w:val="28"/>
-          <w:highlight w:val="red"/>
+          <w:highlight w:val="green"/>
         </w:rPr>
         <w:t>.</w:t>
       </w:r>
@@ -10478,14 +10478,14 @@
         <w:rPr>
           <w:sz w:val="28"/>
           <w:szCs w:val="28"/>
-          <w:highlight w:val="yellow"/>
-        </w:rPr>
-      </w:pPr>
-      <w:r>
-        <w:rPr>
-          <w:sz w:val="28"/>
-          <w:szCs w:val="28"/>
-          <w:highlight w:val="yellow"/>
+          <w:highlight w:val="green"/>
+        </w:rPr>
+      </w:pPr>
+      <w:r>
+        <w:rPr>
+          <w:sz w:val="28"/>
+          <w:szCs w:val="28"/>
+          <w:highlight w:val="green"/>
         </w:rPr>
         <w:t xml:space="preserve">1. Es </w:t>
       </w:r>
@@ -10494,7 +10494,7 @@
         <w:rPr>
           <w:sz w:val="28"/>
           <w:szCs w:val="28"/>
-          <w:highlight w:val="yellow"/>
+          <w:highlight w:val="green"/>
         </w:rPr>
         <w:t>wurde</w:t>
       </w:r>
@@ -10503,16 +10503,16 @@
         <w:rPr>
           <w:sz w:val="28"/>
           <w:szCs w:val="28"/>
-          <w:highlight w:val="yellow"/>
-        </w:rPr>
-        <w:t xml:space="preserve"> </w:t>
-      </w:r>
-      <w:proofErr w:type="spellStart"/>
-      <w:r>
-        <w:rPr>
-          <w:sz w:val="28"/>
-          <w:szCs w:val="28"/>
-          <w:highlight w:val="yellow"/>
+          <w:highlight w:val="green"/>
+        </w:rPr>
+        <w:t xml:space="preserve"> </w:t>
+      </w:r>
+      <w:proofErr w:type="spellStart"/>
+      <w:r>
+        <w:rPr>
+          <w:sz w:val="28"/>
+          <w:szCs w:val="28"/>
+          <w:highlight w:val="green"/>
         </w:rPr>
         <w:t>eine</w:t>
       </w:r>
@@ -10521,16 +10521,16 @@
         <w:rPr>
           <w:sz w:val="28"/>
           <w:szCs w:val="28"/>
-          <w:highlight w:val="yellow"/>
-        </w:rPr>
-        <w:t xml:space="preserve"> </w:t>
-      </w:r>
-      <w:proofErr w:type="spellStart"/>
-      <w:r>
-        <w:rPr>
-          <w:sz w:val="28"/>
-          <w:szCs w:val="28"/>
-          <w:highlight w:val="yellow"/>
+          <w:highlight w:val="green"/>
+        </w:rPr>
+        <w:t xml:space="preserve"> </w:t>
+      </w:r>
+      <w:proofErr w:type="spellStart"/>
+      <w:r>
+        <w:rPr>
+          <w:sz w:val="28"/>
+          <w:szCs w:val="28"/>
+          <w:highlight w:val="green"/>
         </w:rPr>
         <w:t>Beschreibung</w:t>
       </w:r>
@@ -10539,7 +10539,7 @@
         <w:rPr>
           <w:sz w:val="28"/>
           <w:szCs w:val="28"/>
-          <w:highlight w:val="yellow"/>
+          <w:highlight w:val="green"/>
         </w:rPr>
         <w:t xml:space="preserve"> der </w:t>
       </w:r>
@@ -10548,7 +10548,7 @@
         <w:rPr>
           <w:sz w:val="28"/>
           <w:szCs w:val="28"/>
-          <w:highlight w:val="yellow"/>
+          <w:highlight w:val="green"/>
         </w:rPr>
         <w:t>Testinfrastruktur</w:t>
       </w:r>
@@ -10557,7 +10557,7 @@
         <w:rPr>
           <w:sz w:val="28"/>
           <w:szCs w:val="28"/>
-          <w:highlight w:val="yellow"/>
+          <w:highlight w:val="green"/>
         </w:rPr>
         <w:t xml:space="preserve"> und des </w:t>
       </w:r>
@@ -10566,7 +10566,7 @@
         <w:rPr>
           <w:sz w:val="28"/>
           <w:szCs w:val="28"/>
-          <w:highlight w:val="yellow"/>
+          <w:highlight w:val="green"/>
         </w:rPr>
         <w:t>Umfelds</w:t>
       </w:r>
@@ -10575,16 +10575,16 @@
         <w:rPr>
           <w:sz w:val="28"/>
           <w:szCs w:val="28"/>
-          <w:highlight w:val="yellow"/>
-        </w:rPr>
-        <w:t xml:space="preserve"> </w:t>
-      </w:r>
-      <w:proofErr w:type="spellStart"/>
-      <w:r>
-        <w:rPr>
-          <w:sz w:val="28"/>
-          <w:szCs w:val="28"/>
-          <w:highlight w:val="yellow"/>
+          <w:highlight w:val="green"/>
+        </w:rPr>
+        <w:t xml:space="preserve"> </w:t>
+      </w:r>
+      <w:proofErr w:type="spellStart"/>
+      <w:r>
+        <w:rPr>
+          <w:sz w:val="28"/>
+          <w:szCs w:val="28"/>
+          <w:highlight w:val="green"/>
         </w:rPr>
         <w:t>bereitgestellt</w:t>
       </w:r>
@@ -10593,7 +10593,7 @@
         <w:rPr>
           <w:sz w:val="28"/>
           <w:szCs w:val="28"/>
-          <w:highlight w:val="yellow"/>
+          <w:highlight w:val="green"/>
         </w:rPr>
         <w:t xml:space="preserve">, </w:t>
       </w:r>
@@ -10602,7 +10602,7 @@
         <w:rPr>
           <w:sz w:val="28"/>
           <w:szCs w:val="28"/>
-          <w:highlight w:val="yellow"/>
+          <w:highlight w:val="green"/>
         </w:rPr>
         <w:t>sodass</w:t>
       </w:r>
@@ -10611,16 +10611,16 @@
         <w:rPr>
           <w:sz w:val="28"/>
           <w:szCs w:val="28"/>
-          <w:highlight w:val="yellow"/>
-        </w:rPr>
-        <w:t xml:space="preserve"> </w:t>
-      </w:r>
-      <w:proofErr w:type="spellStart"/>
-      <w:r>
-        <w:rPr>
-          <w:sz w:val="28"/>
-          <w:szCs w:val="28"/>
-          <w:highlight w:val="yellow"/>
+          <w:highlight w:val="green"/>
+        </w:rPr>
+        <w:t xml:space="preserve"> </w:t>
+      </w:r>
+      <w:proofErr w:type="spellStart"/>
+      <w:r>
+        <w:rPr>
+          <w:sz w:val="28"/>
+          <w:szCs w:val="28"/>
+          <w:highlight w:val="green"/>
         </w:rPr>
         <w:t>eine</w:t>
       </w:r>
@@ -10629,7 +10629,7 @@
         <w:rPr>
           <w:sz w:val="28"/>
           <w:szCs w:val="28"/>
-          <w:highlight w:val="yellow"/>
+          <w:highlight w:val="green"/>
         </w:rPr>
         <w:t xml:space="preserve"> externe </w:t>
       </w:r>
@@ -10638,7 +10638,7 @@
         <w:rPr>
           <w:sz w:val="28"/>
           <w:szCs w:val="28"/>
-          <w:highlight w:val="yellow"/>
+          <w:highlight w:val="green"/>
         </w:rPr>
         <w:t>Fachperson</w:t>
       </w:r>
@@ -10647,7 +10647,7 @@
         <w:rPr>
           <w:sz w:val="28"/>
           <w:szCs w:val="28"/>
-          <w:highlight w:val="yellow"/>
+          <w:highlight w:val="green"/>
         </w:rPr>
         <w:t xml:space="preserve"> die Tests </w:t>
       </w:r>
@@ -10656,7 +10656,7 @@
         <w:rPr>
           <w:sz w:val="28"/>
           <w:szCs w:val="28"/>
-          <w:highlight w:val="yellow"/>
+          <w:highlight w:val="green"/>
         </w:rPr>
         <w:t>mit</w:t>
       </w:r>
@@ -10665,16 +10665,16 @@
         <w:rPr>
           <w:sz w:val="28"/>
           <w:szCs w:val="28"/>
-          <w:highlight w:val="yellow"/>
-        </w:rPr>
-        <w:t xml:space="preserve"> </w:t>
-      </w:r>
-      <w:proofErr w:type="spellStart"/>
-      <w:r>
-        <w:rPr>
-          <w:sz w:val="28"/>
-          <w:szCs w:val="28"/>
-          <w:highlight w:val="yellow"/>
+          <w:highlight w:val="green"/>
+        </w:rPr>
+        <w:t xml:space="preserve"> </w:t>
+      </w:r>
+      <w:proofErr w:type="spellStart"/>
+      <w:r>
+        <w:rPr>
+          <w:sz w:val="28"/>
+          <w:szCs w:val="28"/>
+          <w:highlight w:val="green"/>
         </w:rPr>
         <w:t>gleichen</w:t>
       </w:r>
@@ -10683,16 +10683,16 @@
         <w:rPr>
           <w:sz w:val="28"/>
           <w:szCs w:val="28"/>
-          <w:highlight w:val="yellow"/>
-        </w:rPr>
-        <w:t xml:space="preserve"> </w:t>
-      </w:r>
-      <w:proofErr w:type="spellStart"/>
-      <w:r>
-        <w:rPr>
-          <w:sz w:val="28"/>
-          <w:szCs w:val="28"/>
-          <w:highlight w:val="yellow"/>
+          <w:highlight w:val="green"/>
+        </w:rPr>
+        <w:t xml:space="preserve"> </w:t>
+      </w:r>
+      <w:proofErr w:type="spellStart"/>
+      <w:r>
+        <w:rPr>
+          <w:sz w:val="28"/>
+          <w:szCs w:val="28"/>
+          <w:highlight w:val="green"/>
         </w:rPr>
         <w:t>Ergebnissen</w:t>
       </w:r>
@@ -10701,16 +10701,16 @@
         <w:rPr>
           <w:sz w:val="28"/>
           <w:szCs w:val="28"/>
-          <w:highlight w:val="yellow"/>
-        </w:rPr>
-        <w:t xml:space="preserve"> </w:t>
-      </w:r>
-      <w:proofErr w:type="spellStart"/>
-      <w:r>
-        <w:rPr>
-          <w:sz w:val="28"/>
-          <w:szCs w:val="28"/>
-          <w:highlight w:val="yellow"/>
+          <w:highlight w:val="green"/>
+        </w:rPr>
+        <w:t xml:space="preserve"> </w:t>
+      </w:r>
+      <w:proofErr w:type="spellStart"/>
+      <w:r>
+        <w:rPr>
+          <w:sz w:val="28"/>
+          <w:szCs w:val="28"/>
+          <w:highlight w:val="green"/>
         </w:rPr>
         <w:t>reproduzieren</w:t>
       </w:r>
@@ -10719,16 +10719,16 @@
         <w:rPr>
           <w:sz w:val="28"/>
           <w:szCs w:val="28"/>
-          <w:highlight w:val="yellow"/>
-        </w:rPr>
-        <w:t xml:space="preserve"> </w:t>
-      </w:r>
-      <w:proofErr w:type="spellStart"/>
-      <w:r>
-        <w:rPr>
-          <w:sz w:val="28"/>
-          <w:szCs w:val="28"/>
-          <w:highlight w:val="yellow"/>
+          <w:highlight w:val="green"/>
+        </w:rPr>
+        <w:t xml:space="preserve"> </w:t>
+      </w:r>
+      <w:proofErr w:type="spellStart"/>
+      <w:r>
+        <w:rPr>
+          <w:sz w:val="28"/>
+          <w:szCs w:val="28"/>
+          <w:highlight w:val="green"/>
         </w:rPr>
         <w:t>kann</w:t>
       </w:r>
@@ -10737,7 +10737,7 @@
         <w:rPr>
           <w:sz w:val="28"/>
           <w:szCs w:val="28"/>
-          <w:highlight w:val="yellow"/>
+          <w:highlight w:val="green"/>
         </w:rPr>
         <w:t>.</w:t>
       </w:r>

--- a/Kriteria.docx
+++ b/Kriteria.docx
@@ -3018,87 +3018,97 @@
     <w:p>
       <w:pPr>
         <w:rPr>
-          <w:sz w:val="28"/>
-          <w:szCs w:val="28"/>
-        </w:rPr>
-      </w:pPr>
-      <w:r>
-        <w:rPr>
-          <w:sz w:val="28"/>
-          <w:szCs w:val="28"/>
-          <w:highlight w:val="yellow"/>
+          <w:color w:val="00B050"/>
+          <w:sz w:val="28"/>
+          <w:szCs w:val="28"/>
+        </w:rPr>
+      </w:pPr>
+      <w:r>
+        <w:rPr>
+          <w:color w:val="00B050"/>
+          <w:sz w:val="28"/>
+          <w:szCs w:val="28"/>
+          <w:highlight w:val="darkGreen"/>
         </w:rPr>
         <w:t xml:space="preserve">2. Der </w:t>
       </w:r>
       <w:proofErr w:type="spellStart"/>
       <w:r>
         <w:rPr>
-          <w:sz w:val="28"/>
-          <w:szCs w:val="28"/>
-          <w:highlight w:val="yellow"/>
+          <w:color w:val="00B050"/>
+          <w:sz w:val="28"/>
+          <w:szCs w:val="28"/>
+          <w:highlight w:val="darkGreen"/>
         </w:rPr>
         <w:t>Zeitplan</w:t>
       </w:r>
       <w:proofErr w:type="spellEnd"/>
       <w:r>
         <w:rPr>
-          <w:sz w:val="28"/>
-          <w:szCs w:val="28"/>
-          <w:highlight w:val="yellow"/>
-        </w:rPr>
-        <w:t xml:space="preserve"> </w:t>
-      </w:r>
-      <w:proofErr w:type="spellStart"/>
-      <w:r>
-        <w:rPr>
-          <w:sz w:val="28"/>
-          <w:szCs w:val="28"/>
-          <w:highlight w:val="yellow"/>
+          <w:color w:val="00B050"/>
+          <w:sz w:val="28"/>
+          <w:szCs w:val="28"/>
+          <w:highlight w:val="darkGreen"/>
+        </w:rPr>
+        <w:t xml:space="preserve"> </w:t>
+      </w:r>
+      <w:proofErr w:type="spellStart"/>
+      <w:r>
+        <w:rPr>
+          <w:color w:val="00B050"/>
+          <w:sz w:val="28"/>
+          <w:szCs w:val="28"/>
+          <w:highlight w:val="darkGreen"/>
         </w:rPr>
         <w:t>ist</w:t>
       </w:r>
       <w:proofErr w:type="spellEnd"/>
       <w:r>
         <w:rPr>
-          <w:sz w:val="28"/>
-          <w:szCs w:val="28"/>
-          <w:highlight w:val="yellow"/>
-        </w:rPr>
-        <w:t xml:space="preserve"> </w:t>
-      </w:r>
-      <w:proofErr w:type="spellStart"/>
-      <w:r>
-        <w:rPr>
-          <w:sz w:val="28"/>
-          <w:szCs w:val="28"/>
-          <w:highlight w:val="yellow"/>
+          <w:color w:val="00B050"/>
+          <w:sz w:val="28"/>
+          <w:szCs w:val="28"/>
+          <w:highlight w:val="darkGreen"/>
+        </w:rPr>
+        <w:t xml:space="preserve"> </w:t>
+      </w:r>
+      <w:proofErr w:type="spellStart"/>
+      <w:r>
+        <w:rPr>
+          <w:color w:val="00B050"/>
+          <w:sz w:val="28"/>
+          <w:szCs w:val="28"/>
+          <w:highlight w:val="darkGreen"/>
         </w:rPr>
         <w:t>übersichtlich</w:t>
       </w:r>
       <w:proofErr w:type="spellEnd"/>
       <w:r>
         <w:rPr>
-          <w:sz w:val="28"/>
-          <w:szCs w:val="28"/>
-          <w:highlight w:val="yellow"/>
-        </w:rPr>
-        <w:t xml:space="preserve"> </w:t>
-      </w:r>
-      <w:proofErr w:type="spellStart"/>
-      <w:r>
-        <w:rPr>
-          <w:sz w:val="28"/>
-          <w:szCs w:val="28"/>
-          <w:highlight w:val="yellow"/>
+          <w:color w:val="00B050"/>
+          <w:sz w:val="28"/>
+          <w:szCs w:val="28"/>
+          <w:highlight w:val="darkGreen"/>
+        </w:rPr>
+        <w:t xml:space="preserve"> </w:t>
+      </w:r>
+      <w:proofErr w:type="spellStart"/>
+      <w:r>
+        <w:rPr>
+          <w:color w:val="00B050"/>
+          <w:sz w:val="28"/>
+          <w:szCs w:val="28"/>
+          <w:highlight w:val="darkGreen"/>
         </w:rPr>
         <w:t>gestaltet</w:t>
       </w:r>
       <w:proofErr w:type="spellEnd"/>
       <w:r>
         <w:rPr>
-          <w:sz w:val="28"/>
-          <w:szCs w:val="28"/>
-          <w:highlight w:val="yellow"/>
+          <w:color w:val="00B050"/>
+          <w:sz w:val="28"/>
+          <w:szCs w:val="28"/>
+          <w:highlight w:val="darkGreen"/>
         </w:rPr>
         <w:t>.</w:t>
       </w:r>
@@ -5250,12 +5260,14 @@
         <w:rPr>
           <w:sz w:val="28"/>
           <w:szCs w:val="28"/>
-        </w:rPr>
-      </w:pPr>
-      <w:r>
-        <w:rPr>
-          <w:sz w:val="28"/>
-          <w:szCs w:val="28"/>
+          <w:highlight w:val="green"/>
+        </w:rPr>
+      </w:pPr>
+      <w:r>
+        <w:rPr>
+          <w:sz w:val="28"/>
+          <w:szCs w:val="28"/>
+          <w:highlight w:val="green"/>
         </w:rPr>
         <w:t xml:space="preserve">2. Die </w:t>
       </w:r>
@@ -5264,6 +5276,7 @@
         <w:rPr>
           <w:sz w:val="28"/>
           <w:szCs w:val="28"/>
+          <w:highlight w:val="green"/>
         </w:rPr>
         <w:t>Aufgaben</w:t>
       </w:r>
@@ -5272,14 +5285,16 @@
         <w:rPr>
           <w:sz w:val="28"/>
           <w:szCs w:val="28"/>
-        </w:rPr>
-        <w:t xml:space="preserve"> </w:t>
-      </w:r>
-      <w:proofErr w:type="spellStart"/>
-      <w:r>
-        <w:rPr>
-          <w:sz w:val="28"/>
-          <w:szCs w:val="28"/>
+          <w:highlight w:val="green"/>
+        </w:rPr>
+        <w:t xml:space="preserve"> </w:t>
+      </w:r>
+      <w:proofErr w:type="spellStart"/>
+      <w:r>
+        <w:rPr>
+          <w:sz w:val="28"/>
+          <w:szCs w:val="28"/>
+          <w:highlight w:val="green"/>
         </w:rPr>
         <w:t>wurden</w:t>
       </w:r>
@@ -5288,14 +5303,16 @@
         <w:rPr>
           <w:sz w:val="28"/>
           <w:szCs w:val="28"/>
-        </w:rPr>
-        <w:t xml:space="preserve"> </w:t>
-      </w:r>
-      <w:proofErr w:type="spellStart"/>
-      <w:r>
-        <w:rPr>
-          <w:sz w:val="28"/>
-          <w:szCs w:val="28"/>
+          <w:highlight w:val="green"/>
+        </w:rPr>
+        <w:t xml:space="preserve"> </w:t>
+      </w:r>
+      <w:proofErr w:type="spellStart"/>
+      <w:r>
+        <w:rPr>
+          <w:sz w:val="28"/>
+          <w:szCs w:val="28"/>
+          <w:highlight w:val="green"/>
         </w:rPr>
         <w:t>effizient</w:t>
       </w:r>
@@ -5304,6 +5321,7 @@
         <w:rPr>
           <w:sz w:val="28"/>
           <w:szCs w:val="28"/>
+          <w:highlight w:val="green"/>
         </w:rPr>
         <w:t xml:space="preserve"> und </w:t>
       </w:r>
@@ -5312,6 +5330,7 @@
         <w:rPr>
           <w:sz w:val="28"/>
           <w:szCs w:val="28"/>
+          <w:highlight w:val="green"/>
         </w:rPr>
         <w:t>ergebnisorientiert</w:t>
       </w:r>
@@ -5320,14 +5339,16 @@
         <w:rPr>
           <w:sz w:val="28"/>
           <w:szCs w:val="28"/>
-        </w:rPr>
-        <w:t xml:space="preserve"> </w:t>
-      </w:r>
-      <w:proofErr w:type="spellStart"/>
-      <w:r>
-        <w:rPr>
-          <w:sz w:val="28"/>
-          <w:szCs w:val="28"/>
+          <w:highlight w:val="green"/>
+        </w:rPr>
+        <w:t xml:space="preserve"> </w:t>
+      </w:r>
+      <w:proofErr w:type="spellStart"/>
+      <w:r>
+        <w:rPr>
+          <w:sz w:val="28"/>
+          <w:szCs w:val="28"/>
+          <w:highlight w:val="green"/>
         </w:rPr>
         <w:t>bearbeitet</w:t>
       </w:r>
@@ -5336,6 +5357,7 @@
         <w:rPr>
           <w:sz w:val="28"/>
           <w:szCs w:val="28"/>
+          <w:highlight w:val="green"/>
         </w:rPr>
         <w:t xml:space="preserve"> und </w:t>
       </w:r>
@@ -5344,6 +5366,7 @@
         <w:rPr>
           <w:sz w:val="28"/>
           <w:szCs w:val="28"/>
+          <w:highlight w:val="green"/>
         </w:rPr>
         <w:t>entsprechen</w:t>
       </w:r>
@@ -5352,14 +5375,16 @@
         <w:rPr>
           <w:sz w:val="28"/>
           <w:szCs w:val="28"/>
-        </w:rPr>
-        <w:t xml:space="preserve"> </w:t>
-      </w:r>
-      <w:proofErr w:type="spellStart"/>
-      <w:r>
-        <w:rPr>
-          <w:sz w:val="28"/>
-          <w:szCs w:val="28"/>
+          <w:highlight w:val="green"/>
+        </w:rPr>
+        <w:t xml:space="preserve"> </w:t>
+      </w:r>
+      <w:proofErr w:type="spellStart"/>
+      <w:r>
+        <w:rPr>
+          <w:sz w:val="28"/>
+          <w:szCs w:val="28"/>
+          <w:highlight w:val="green"/>
         </w:rPr>
         <w:t>hinsichtlich</w:t>
       </w:r>
@@ -5368,14 +5393,16 @@
         <w:rPr>
           <w:sz w:val="28"/>
           <w:szCs w:val="28"/>
-        </w:rPr>
-        <w:t xml:space="preserve"> </w:t>
-      </w:r>
-      <w:proofErr w:type="spellStart"/>
-      <w:r>
-        <w:rPr>
-          <w:sz w:val="28"/>
-          <w:szCs w:val="28"/>
+          <w:highlight w:val="green"/>
+        </w:rPr>
+        <w:t xml:space="preserve"> </w:t>
+      </w:r>
+      <w:proofErr w:type="spellStart"/>
+      <w:r>
+        <w:rPr>
+          <w:sz w:val="28"/>
+          <w:szCs w:val="28"/>
+          <w:highlight w:val="green"/>
         </w:rPr>
         <w:t>Arbeitsleistung</w:t>
       </w:r>
@@ -5384,6 +5411,7 @@
         <w:rPr>
           <w:sz w:val="28"/>
           <w:szCs w:val="28"/>
+          <w:highlight w:val="green"/>
         </w:rPr>
         <w:t xml:space="preserve"> den Standards </w:t>
       </w:r>
@@ -5392,6 +5420,7 @@
         <w:rPr>
           <w:sz w:val="28"/>
           <w:szCs w:val="28"/>
+          <w:highlight w:val="green"/>
         </w:rPr>
         <w:t>einer</w:t>
       </w:r>
@@ -5400,6 +5429,7 @@
         <w:rPr>
           <w:sz w:val="28"/>
           <w:szCs w:val="28"/>
+          <w:highlight w:val="green"/>
         </w:rPr>
         <w:t xml:space="preserve"> Informatik-</w:t>
       </w:r>
@@ -5408,6 +5438,7 @@
         <w:rPr>
           <w:sz w:val="28"/>
           <w:szCs w:val="28"/>
+          <w:highlight w:val="green"/>
         </w:rPr>
         <w:t>Fachperson</w:t>
       </w:r>
@@ -5416,6 +5447,7 @@
         <w:rPr>
           <w:sz w:val="28"/>
           <w:szCs w:val="28"/>
+          <w:highlight w:val="green"/>
         </w:rPr>
         <w:t>.</w:t>
       </w:r>
@@ -5431,6 +5463,7 @@
         <w:rPr>
           <w:sz w:val="28"/>
           <w:szCs w:val="28"/>
+          <w:highlight w:val="green"/>
         </w:rPr>
         <w:t xml:space="preserve">3. </w:t>
       </w:r>
@@ -5439,6 +5472,7 @@
         <w:rPr>
           <w:sz w:val="28"/>
           <w:szCs w:val="28"/>
+          <w:highlight w:val="green"/>
         </w:rPr>
         <w:t>Ergebnisse</w:t>
       </w:r>
@@ -5447,6 +5481,7 @@
         <w:rPr>
           <w:sz w:val="28"/>
           <w:szCs w:val="28"/>
+          <w:highlight w:val="green"/>
         </w:rPr>
         <w:t xml:space="preserve"> und </w:t>
       </w:r>
@@ -5455,6 +5490,7 @@
         <w:rPr>
           <w:sz w:val="28"/>
           <w:szCs w:val="28"/>
+          <w:highlight w:val="green"/>
         </w:rPr>
         <w:t>Arbeitsweise</w:t>
       </w:r>
@@ -5463,14 +5499,16 @@
         <w:rPr>
           <w:sz w:val="28"/>
           <w:szCs w:val="28"/>
-        </w:rPr>
-        <w:t xml:space="preserve"> </w:t>
-      </w:r>
-      <w:proofErr w:type="spellStart"/>
-      <w:r>
-        <w:rPr>
-          <w:sz w:val="28"/>
-          <w:szCs w:val="28"/>
+          <w:highlight w:val="green"/>
+        </w:rPr>
+        <w:t xml:space="preserve"> </w:t>
+      </w:r>
+      <w:proofErr w:type="spellStart"/>
+      <w:r>
+        <w:rPr>
+          <w:sz w:val="28"/>
+          <w:szCs w:val="28"/>
+          <w:highlight w:val="green"/>
         </w:rPr>
         <w:t>sind</w:t>
       </w:r>
@@ -5479,14 +5517,16 @@
         <w:rPr>
           <w:sz w:val="28"/>
           <w:szCs w:val="28"/>
-        </w:rPr>
-        <w:t xml:space="preserve"> </w:t>
-      </w:r>
-      <w:proofErr w:type="spellStart"/>
-      <w:r>
-        <w:rPr>
-          <w:sz w:val="28"/>
-          <w:szCs w:val="28"/>
+          <w:highlight w:val="green"/>
+        </w:rPr>
+        <w:t xml:space="preserve"> </w:t>
+      </w:r>
+      <w:proofErr w:type="spellStart"/>
+      <w:r>
+        <w:rPr>
+          <w:sz w:val="28"/>
+          <w:szCs w:val="28"/>
+          <w:highlight w:val="green"/>
         </w:rPr>
         <w:t>fachlich</w:t>
       </w:r>
@@ -5495,14 +5535,16 @@
         <w:rPr>
           <w:sz w:val="28"/>
           <w:szCs w:val="28"/>
-        </w:rPr>
-        <w:t xml:space="preserve"> </w:t>
-      </w:r>
-      <w:proofErr w:type="spellStart"/>
-      <w:r>
-        <w:rPr>
-          <w:sz w:val="28"/>
-          <w:szCs w:val="28"/>
+          <w:highlight w:val="green"/>
+        </w:rPr>
+        <w:t xml:space="preserve"> </w:t>
+      </w:r>
+      <w:proofErr w:type="spellStart"/>
+      <w:r>
+        <w:rPr>
+          <w:sz w:val="28"/>
+          <w:szCs w:val="28"/>
+          <w:highlight w:val="green"/>
         </w:rPr>
         <w:t>korrekt</w:t>
       </w:r>
@@ -5511,6 +5553,7 @@
         <w:rPr>
           <w:sz w:val="28"/>
           <w:szCs w:val="28"/>
+          <w:highlight w:val="green"/>
         </w:rPr>
         <w:t xml:space="preserve">, </w:t>
       </w:r>
@@ -5519,6 +5562,7 @@
         <w:rPr>
           <w:sz w:val="28"/>
           <w:szCs w:val="28"/>
+          <w:highlight w:val="green"/>
         </w:rPr>
         <w:t>praxisgerecht</w:t>
       </w:r>
@@ -5527,6 +5571,7 @@
         <w:rPr>
           <w:sz w:val="28"/>
           <w:szCs w:val="28"/>
+          <w:highlight w:val="green"/>
         </w:rPr>
         <w:t xml:space="preserve"> und </w:t>
       </w:r>
@@ -5535,6 +5580,7 @@
         <w:rPr>
           <w:sz w:val="28"/>
           <w:szCs w:val="28"/>
+          <w:highlight w:val="green"/>
         </w:rPr>
         <w:t>entsprechen</w:t>
       </w:r>
@@ -5543,14 +5589,16 @@
         <w:rPr>
           <w:sz w:val="28"/>
           <w:szCs w:val="28"/>
-        </w:rPr>
-        <w:t xml:space="preserve"> </w:t>
-      </w:r>
-      <w:proofErr w:type="spellStart"/>
-      <w:r>
-        <w:rPr>
-          <w:sz w:val="28"/>
-          <w:szCs w:val="28"/>
+          <w:highlight w:val="green"/>
+        </w:rPr>
+        <w:t xml:space="preserve"> </w:t>
+      </w:r>
+      <w:proofErr w:type="spellStart"/>
+      <w:r>
+        <w:rPr>
+          <w:sz w:val="28"/>
+          <w:szCs w:val="28"/>
+          <w:highlight w:val="green"/>
         </w:rPr>
         <w:t>hinsichtlich</w:t>
       </w:r>
@@ -5559,14 +5607,16 @@
         <w:rPr>
           <w:sz w:val="28"/>
           <w:szCs w:val="28"/>
-        </w:rPr>
-        <w:t xml:space="preserve"> </w:t>
-      </w:r>
-      <w:proofErr w:type="spellStart"/>
-      <w:r>
-        <w:rPr>
-          <w:sz w:val="28"/>
-          <w:szCs w:val="28"/>
+          <w:highlight w:val="green"/>
+        </w:rPr>
+        <w:t xml:space="preserve"> </w:t>
+      </w:r>
+      <w:proofErr w:type="spellStart"/>
+      <w:r>
+        <w:rPr>
+          <w:sz w:val="28"/>
+          <w:szCs w:val="28"/>
+          <w:highlight w:val="green"/>
         </w:rPr>
         <w:t>Qualität</w:t>
       </w:r>
@@ -5575,6 +5625,7 @@
         <w:rPr>
           <w:sz w:val="28"/>
           <w:szCs w:val="28"/>
+          <w:highlight w:val="green"/>
         </w:rPr>
         <w:t xml:space="preserve"> und </w:t>
       </w:r>
@@ -5583,6 +5634,7 @@
         <w:rPr>
           <w:sz w:val="28"/>
           <w:szCs w:val="28"/>
+          <w:highlight w:val="green"/>
         </w:rPr>
         <w:t>Professionalität</w:t>
       </w:r>
@@ -5591,6 +5643,7 @@
         <w:rPr>
           <w:sz w:val="28"/>
           <w:szCs w:val="28"/>
+          <w:highlight w:val="green"/>
         </w:rPr>
         <w:t xml:space="preserve"> den Standards </w:t>
       </w:r>
@@ -5599,6 +5652,7 @@
         <w:rPr>
           <w:sz w:val="28"/>
           <w:szCs w:val="28"/>
+          <w:highlight w:val="green"/>
         </w:rPr>
         <w:t>einer</w:t>
       </w:r>
@@ -5607,6 +5661,7 @@
         <w:rPr>
           <w:sz w:val="28"/>
           <w:szCs w:val="28"/>
+          <w:highlight w:val="green"/>
         </w:rPr>
         <w:t xml:space="preserve"> Informatik-</w:t>
       </w:r>
@@ -5615,6 +5670,7 @@
         <w:rPr>
           <w:sz w:val="28"/>
           <w:szCs w:val="28"/>
+          <w:highlight w:val="green"/>
         </w:rPr>
         <w:t>Fachperson</w:t>
       </w:r>
@@ -5623,6 +5679,7 @@
         <w:rPr>
           <w:sz w:val="28"/>
           <w:szCs w:val="28"/>
+          <w:highlight w:val="green"/>
         </w:rPr>
         <w:t>.</w:t>
       </w:r>
@@ -7298,23 +7355,7 @@
           <w:sz w:val="28"/>
           <w:szCs w:val="28"/>
         </w:rPr>
-        <w:t xml:space="preserve"> </w:t>
-      </w:r>
-      <w:proofErr w:type="spellStart"/>
-      <w:r>
-        <w:rPr>
-          <w:sz w:val="28"/>
-          <w:szCs w:val="28"/>
-        </w:rPr>
-        <w:t>zu</w:t>
-      </w:r>
-      <w:proofErr w:type="spellEnd"/>
-      <w:r>
-        <w:rPr>
-          <w:sz w:val="28"/>
-          <w:szCs w:val="28"/>
-        </w:rPr>
-        <w:t xml:space="preserve"> </w:t>
+        <w:t xml:space="preserve"> zu </w:t>
       </w:r>
       <w:proofErr w:type="spellStart"/>
       <w:r>
@@ -11782,12 +11823,14 @@
         <w:rPr>
           <w:sz w:val="28"/>
           <w:szCs w:val="28"/>
-        </w:rPr>
-      </w:pPr>
-      <w:r>
-        <w:rPr>
-          <w:sz w:val="28"/>
-          <w:szCs w:val="28"/>
+          <w:highlight w:val="green"/>
+        </w:rPr>
+      </w:pPr>
+      <w:r>
+        <w:rPr>
+          <w:sz w:val="28"/>
+          <w:szCs w:val="28"/>
+          <w:highlight w:val="green"/>
         </w:rPr>
         <w:t xml:space="preserve">1. Die </w:t>
       </w:r>
@@ -11796,6 +11839,7 @@
         <w:rPr>
           <w:sz w:val="28"/>
           <w:szCs w:val="28"/>
+          <w:highlight w:val="green"/>
         </w:rPr>
         <w:t>fachlichen</w:t>
       </w:r>
@@ -11804,6 +11848,7 @@
         <w:rPr>
           <w:sz w:val="28"/>
           <w:szCs w:val="28"/>
+          <w:highlight w:val="green"/>
         </w:rPr>
         <w:t xml:space="preserve"> und </w:t>
       </w:r>
@@ -11812,6 +11857,7 @@
         <w:rPr>
           <w:sz w:val="28"/>
           <w:szCs w:val="28"/>
+          <w:highlight w:val="green"/>
         </w:rPr>
         <w:t>technischen</w:t>
       </w:r>
@@ -11820,14 +11866,16 @@
         <w:rPr>
           <w:sz w:val="28"/>
           <w:szCs w:val="28"/>
-        </w:rPr>
-        <w:t xml:space="preserve"> </w:t>
-      </w:r>
-      <w:proofErr w:type="spellStart"/>
-      <w:r>
-        <w:rPr>
-          <w:sz w:val="28"/>
-          <w:szCs w:val="28"/>
+          <w:highlight w:val="green"/>
+        </w:rPr>
+        <w:t xml:space="preserve"> </w:t>
+      </w:r>
+      <w:proofErr w:type="spellStart"/>
+      <w:r>
+        <w:rPr>
+          <w:sz w:val="28"/>
+          <w:szCs w:val="28"/>
+          <w:highlight w:val="green"/>
         </w:rPr>
         <w:t>Anforderungen</w:t>
       </w:r>
@@ -11836,14 +11884,16 @@
         <w:rPr>
           <w:sz w:val="28"/>
           <w:szCs w:val="28"/>
-        </w:rPr>
-        <w:t xml:space="preserve"> </w:t>
-      </w:r>
-      <w:proofErr w:type="spellStart"/>
-      <w:r>
-        <w:rPr>
-          <w:sz w:val="28"/>
-          <w:szCs w:val="28"/>
+          <w:highlight w:val="green"/>
+        </w:rPr>
+        <w:t xml:space="preserve"> </w:t>
+      </w:r>
+      <w:proofErr w:type="spellStart"/>
+      <w:r>
+        <w:rPr>
+          <w:sz w:val="28"/>
+          <w:szCs w:val="28"/>
+          <w:highlight w:val="green"/>
         </w:rPr>
         <w:t>sind</w:t>
       </w:r>
@@ -11852,14 +11902,16 @@
         <w:rPr>
           <w:sz w:val="28"/>
           <w:szCs w:val="28"/>
-        </w:rPr>
-        <w:t xml:space="preserve"> </w:t>
-      </w:r>
-      <w:proofErr w:type="spellStart"/>
-      <w:r>
-        <w:rPr>
-          <w:sz w:val="28"/>
-          <w:szCs w:val="28"/>
+          <w:highlight w:val="green"/>
+        </w:rPr>
+        <w:t xml:space="preserve"> </w:t>
+      </w:r>
+      <w:proofErr w:type="spellStart"/>
+      <w:r>
+        <w:rPr>
+          <w:sz w:val="28"/>
+          <w:szCs w:val="28"/>
+          <w:highlight w:val="green"/>
         </w:rPr>
         <w:t>vollständig</w:t>
       </w:r>
@@ -11868,6 +11920,7 @@
         <w:rPr>
           <w:sz w:val="28"/>
           <w:szCs w:val="28"/>
+          <w:highlight w:val="green"/>
         </w:rPr>
         <w:t xml:space="preserve">, </w:t>
       </w:r>
@@ -11876,6 +11929,7 @@
         <w:rPr>
           <w:sz w:val="28"/>
           <w:szCs w:val="28"/>
+          <w:highlight w:val="green"/>
         </w:rPr>
         <w:t>verständlich</w:t>
       </w:r>
@@ -11884,6 +11938,7 @@
         <w:rPr>
           <w:sz w:val="28"/>
           <w:szCs w:val="28"/>
+          <w:highlight w:val="green"/>
         </w:rPr>
         <w:t xml:space="preserve"> und </w:t>
       </w:r>
@@ -11892,6 +11947,7 @@
         <w:rPr>
           <w:sz w:val="28"/>
           <w:szCs w:val="28"/>
+          <w:highlight w:val="green"/>
         </w:rPr>
         <w:t>nachvollziehbar</w:t>
       </w:r>
@@ -11900,14 +11956,16 @@
         <w:rPr>
           <w:sz w:val="28"/>
           <w:szCs w:val="28"/>
-        </w:rPr>
-        <w:t xml:space="preserve"> </w:t>
-      </w:r>
-      <w:proofErr w:type="spellStart"/>
-      <w:r>
-        <w:rPr>
-          <w:sz w:val="28"/>
-          <w:szCs w:val="28"/>
+          <w:highlight w:val="green"/>
+        </w:rPr>
+        <w:t xml:space="preserve"> </w:t>
+      </w:r>
+      <w:proofErr w:type="spellStart"/>
+      <w:r>
+        <w:rPr>
+          <w:sz w:val="28"/>
+          <w:szCs w:val="28"/>
+          <w:highlight w:val="green"/>
         </w:rPr>
         <w:t>dokumentiert</w:t>
       </w:r>
@@ -11916,6 +11974,7 @@
         <w:rPr>
           <w:sz w:val="28"/>
           <w:szCs w:val="28"/>
+          <w:highlight w:val="green"/>
         </w:rPr>
         <w:t>.</w:t>
       </w:r>
@@ -11931,6 +11990,7 @@
         <w:rPr>
           <w:sz w:val="28"/>
           <w:szCs w:val="28"/>
+          <w:highlight w:val="green"/>
         </w:rPr>
         <w:t xml:space="preserve">2. Die </w:t>
       </w:r>
@@ -11939,6 +11999,7 @@
         <w:rPr>
           <w:sz w:val="28"/>
           <w:szCs w:val="28"/>
+          <w:highlight w:val="green"/>
         </w:rPr>
         <w:t>Anforderungen</w:t>
       </w:r>
@@ -11947,14 +12008,16 @@
         <w:rPr>
           <w:sz w:val="28"/>
           <w:szCs w:val="28"/>
-        </w:rPr>
-        <w:t xml:space="preserve"> </w:t>
-      </w:r>
-      <w:proofErr w:type="spellStart"/>
-      <w:r>
-        <w:rPr>
-          <w:sz w:val="28"/>
-          <w:szCs w:val="28"/>
+          <w:highlight w:val="green"/>
+        </w:rPr>
+        <w:t xml:space="preserve"> </w:t>
+      </w:r>
+      <w:proofErr w:type="spellStart"/>
+      <w:r>
+        <w:rPr>
+          <w:sz w:val="28"/>
+          <w:szCs w:val="28"/>
+          <w:highlight w:val="green"/>
         </w:rPr>
         <w:t>sind</w:t>
       </w:r>
@@ -11963,14 +12026,16 @@
         <w:rPr>
           <w:sz w:val="28"/>
           <w:szCs w:val="28"/>
-        </w:rPr>
-        <w:t xml:space="preserve"> </w:t>
-      </w:r>
-      <w:proofErr w:type="spellStart"/>
-      <w:r>
-        <w:rPr>
-          <w:sz w:val="28"/>
-          <w:szCs w:val="28"/>
+          <w:highlight w:val="green"/>
+        </w:rPr>
+        <w:t xml:space="preserve"> </w:t>
+      </w:r>
+      <w:proofErr w:type="spellStart"/>
+      <w:r>
+        <w:rPr>
+          <w:sz w:val="28"/>
+          <w:szCs w:val="28"/>
+          <w:highlight w:val="green"/>
         </w:rPr>
         <w:t>lösungsneutral</w:t>
       </w:r>
@@ -11979,14 +12044,16 @@
         <w:rPr>
           <w:sz w:val="28"/>
           <w:szCs w:val="28"/>
-        </w:rPr>
-        <w:t xml:space="preserve"> </w:t>
-      </w:r>
-      <w:proofErr w:type="spellStart"/>
-      <w:r>
-        <w:rPr>
-          <w:sz w:val="28"/>
-          <w:szCs w:val="28"/>
+          <w:highlight w:val="green"/>
+        </w:rPr>
+        <w:t xml:space="preserve"> </w:t>
+      </w:r>
+      <w:proofErr w:type="spellStart"/>
+      <w:r>
+        <w:rPr>
+          <w:sz w:val="28"/>
+          <w:szCs w:val="28"/>
+          <w:highlight w:val="green"/>
         </w:rPr>
         <w:t>beschrieben</w:t>
       </w:r>
@@ -11995,6 +12062,7 @@
         <w:rPr>
           <w:sz w:val="28"/>
           <w:szCs w:val="28"/>
+          <w:highlight w:val="green"/>
         </w:rPr>
         <w:t xml:space="preserve"> und </w:t>
       </w:r>
@@ -12003,7 +12071,7 @@
         <w:rPr>
           <w:sz w:val="28"/>
           <w:szCs w:val="28"/>
-          <w:highlight w:val="yellow"/>
+          <w:highlight w:val="green"/>
         </w:rPr>
         <w:t>entsprechend</w:t>
       </w:r>
@@ -12012,16 +12080,16 @@
         <w:rPr>
           <w:sz w:val="28"/>
           <w:szCs w:val="28"/>
-          <w:highlight w:val="yellow"/>
-        </w:rPr>
-        <w:t xml:space="preserve"> </w:t>
-      </w:r>
-      <w:proofErr w:type="spellStart"/>
-      <w:r>
-        <w:rPr>
-          <w:sz w:val="28"/>
-          <w:szCs w:val="28"/>
-          <w:highlight w:val="yellow"/>
+          <w:highlight w:val="green"/>
+        </w:rPr>
+        <w:t xml:space="preserve"> </w:t>
+      </w:r>
+      <w:proofErr w:type="spellStart"/>
+      <w:r>
+        <w:rPr>
+          <w:sz w:val="28"/>
+          <w:szCs w:val="28"/>
+          <w:highlight w:val="green"/>
         </w:rPr>
         <w:t>ihrer</w:t>
       </w:r>
@@ -12030,16 +12098,16 @@
         <w:rPr>
           <w:sz w:val="28"/>
           <w:szCs w:val="28"/>
-          <w:highlight w:val="yellow"/>
-        </w:rPr>
-        <w:t xml:space="preserve"> </w:t>
-      </w:r>
-      <w:proofErr w:type="spellStart"/>
-      <w:r>
-        <w:rPr>
-          <w:sz w:val="28"/>
-          <w:szCs w:val="28"/>
-          <w:highlight w:val="yellow"/>
+          <w:highlight w:val="green"/>
+        </w:rPr>
+        <w:t xml:space="preserve"> </w:t>
+      </w:r>
+      <w:proofErr w:type="spellStart"/>
+      <w:r>
+        <w:rPr>
+          <w:sz w:val="28"/>
+          <w:szCs w:val="28"/>
+          <w:highlight w:val="green"/>
         </w:rPr>
         <w:t>Relevanz</w:t>
       </w:r>
@@ -12048,16 +12116,16 @@
         <w:rPr>
           <w:sz w:val="28"/>
           <w:szCs w:val="28"/>
-          <w:highlight w:val="yellow"/>
-        </w:rPr>
-        <w:t xml:space="preserve"> </w:t>
-      </w:r>
-      <w:proofErr w:type="spellStart"/>
-      <w:r>
-        <w:rPr>
-          <w:sz w:val="28"/>
-          <w:szCs w:val="28"/>
-          <w:highlight w:val="yellow"/>
+          <w:highlight w:val="green"/>
+        </w:rPr>
+        <w:t xml:space="preserve"> </w:t>
+      </w:r>
+      <w:proofErr w:type="spellStart"/>
+      <w:r>
+        <w:rPr>
+          <w:sz w:val="28"/>
+          <w:szCs w:val="28"/>
+          <w:highlight w:val="green"/>
         </w:rPr>
         <w:t>oder</w:t>
       </w:r>
@@ -12066,16 +12134,16 @@
         <w:rPr>
           <w:sz w:val="28"/>
           <w:szCs w:val="28"/>
-          <w:highlight w:val="yellow"/>
-        </w:rPr>
-        <w:t xml:space="preserve"> </w:t>
-      </w:r>
-      <w:proofErr w:type="spellStart"/>
-      <w:r>
-        <w:rPr>
-          <w:sz w:val="28"/>
-          <w:szCs w:val="28"/>
-          <w:highlight w:val="yellow"/>
+          <w:highlight w:val="green"/>
+        </w:rPr>
+        <w:t xml:space="preserve"> </w:t>
+      </w:r>
+      <w:proofErr w:type="spellStart"/>
+      <w:r>
+        <w:rPr>
+          <w:sz w:val="28"/>
+          <w:szCs w:val="28"/>
+          <w:highlight w:val="green"/>
         </w:rPr>
         <w:t>Priorität</w:t>
       </w:r>
@@ -12084,16 +12152,16 @@
         <w:rPr>
           <w:sz w:val="28"/>
           <w:szCs w:val="28"/>
-          <w:highlight w:val="yellow"/>
-        </w:rPr>
-        <w:t xml:space="preserve"> </w:t>
-      </w:r>
-      <w:proofErr w:type="spellStart"/>
-      <w:r>
-        <w:rPr>
-          <w:sz w:val="28"/>
-          <w:szCs w:val="28"/>
-          <w:highlight w:val="yellow"/>
+          <w:highlight w:val="green"/>
+        </w:rPr>
+        <w:t xml:space="preserve"> </w:t>
+      </w:r>
+      <w:proofErr w:type="spellStart"/>
+      <w:r>
+        <w:rPr>
+          <w:sz w:val="28"/>
+          <w:szCs w:val="28"/>
+          <w:highlight w:val="green"/>
         </w:rPr>
         <w:t>gekennzeichnet</w:t>
       </w:r>
@@ -12102,7 +12170,7 @@
         <w:rPr>
           <w:sz w:val="28"/>
           <w:szCs w:val="28"/>
-          <w:highlight w:val="yellow"/>
+          <w:highlight w:val="green"/>
         </w:rPr>
         <w:t>.</w:t>
       </w:r>
@@ -12118,6 +12186,7 @@
         <w:rPr>
           <w:sz w:val="28"/>
           <w:szCs w:val="28"/>
+          <w:highlight w:val="green"/>
         </w:rPr>
         <w:t xml:space="preserve">3. Die </w:t>
       </w:r>
@@ -12126,6 +12195,7 @@
         <w:rPr>
           <w:sz w:val="28"/>
           <w:szCs w:val="28"/>
+          <w:highlight w:val="green"/>
         </w:rPr>
         <w:t>Anforderungen</w:t>
       </w:r>
@@ -12134,14 +12204,16 @@
         <w:rPr>
           <w:sz w:val="28"/>
           <w:szCs w:val="28"/>
-        </w:rPr>
-        <w:t xml:space="preserve"> </w:t>
-      </w:r>
-      <w:proofErr w:type="spellStart"/>
-      <w:r>
-        <w:rPr>
-          <w:sz w:val="28"/>
-          <w:szCs w:val="28"/>
+          <w:highlight w:val="green"/>
+        </w:rPr>
+        <w:t xml:space="preserve"> </w:t>
+      </w:r>
+      <w:proofErr w:type="spellStart"/>
+      <w:r>
+        <w:rPr>
+          <w:sz w:val="28"/>
+          <w:szCs w:val="28"/>
+          <w:highlight w:val="green"/>
         </w:rPr>
         <w:t>sind</w:t>
       </w:r>
@@ -12150,14 +12222,16 @@
         <w:rPr>
           <w:sz w:val="28"/>
           <w:szCs w:val="28"/>
-        </w:rPr>
-        <w:t xml:space="preserve"> </w:t>
-      </w:r>
-      <w:proofErr w:type="spellStart"/>
-      <w:r>
-        <w:rPr>
-          <w:sz w:val="28"/>
-          <w:szCs w:val="28"/>
+          <w:highlight w:val="green"/>
+        </w:rPr>
+        <w:t xml:space="preserve"> </w:t>
+      </w:r>
+      <w:proofErr w:type="spellStart"/>
+      <w:r>
+        <w:rPr>
+          <w:sz w:val="28"/>
+          <w:szCs w:val="28"/>
+          <w:highlight w:val="green"/>
         </w:rPr>
         <w:t>klar</w:t>
       </w:r>
@@ -12166,14 +12240,16 @@
         <w:rPr>
           <w:sz w:val="28"/>
           <w:szCs w:val="28"/>
-        </w:rPr>
-        <w:t xml:space="preserve"> </w:t>
-      </w:r>
-      <w:proofErr w:type="spellStart"/>
-      <w:r>
-        <w:rPr>
-          <w:sz w:val="28"/>
-          <w:szCs w:val="28"/>
+          <w:highlight w:val="green"/>
+        </w:rPr>
+        <w:t xml:space="preserve"> </w:t>
+      </w:r>
+      <w:proofErr w:type="spellStart"/>
+      <w:r>
+        <w:rPr>
+          <w:sz w:val="28"/>
+          <w:szCs w:val="28"/>
+          <w:highlight w:val="green"/>
         </w:rPr>
         <w:t>formuliert</w:t>
       </w:r>
@@ -12182,6 +12258,7 @@
         <w:rPr>
           <w:sz w:val="28"/>
           <w:szCs w:val="28"/>
+          <w:highlight w:val="green"/>
         </w:rPr>
         <w:t xml:space="preserve">, </w:t>
       </w:r>
@@ -12190,6 +12267,7 @@
         <w:rPr>
           <w:sz w:val="28"/>
           <w:szCs w:val="28"/>
+          <w:highlight w:val="green"/>
         </w:rPr>
         <w:t>eindeutig</w:t>
       </w:r>
@@ -12198,14 +12276,16 @@
         <w:rPr>
           <w:sz w:val="28"/>
           <w:szCs w:val="28"/>
-        </w:rPr>
-        <w:t xml:space="preserve"> </w:t>
-      </w:r>
-      <w:proofErr w:type="spellStart"/>
-      <w:r>
-        <w:rPr>
-          <w:sz w:val="28"/>
-          <w:szCs w:val="28"/>
+          <w:highlight w:val="green"/>
+        </w:rPr>
+        <w:t xml:space="preserve"> </w:t>
+      </w:r>
+      <w:proofErr w:type="spellStart"/>
+      <w:r>
+        <w:rPr>
+          <w:sz w:val="28"/>
+          <w:szCs w:val="28"/>
+          <w:highlight w:val="green"/>
         </w:rPr>
         <w:t>abgegrenzt</w:t>
       </w:r>
@@ -12214,6 +12294,7 @@
         <w:rPr>
           <w:sz w:val="28"/>
           <w:szCs w:val="28"/>
+          <w:highlight w:val="green"/>
         </w:rPr>
         <w:t xml:space="preserve"> und </w:t>
       </w:r>
@@ -12222,6 +12303,7 @@
         <w:rPr>
           <w:sz w:val="28"/>
           <w:szCs w:val="28"/>
+          <w:highlight w:val="green"/>
         </w:rPr>
         <w:t>bei</w:t>
       </w:r>
@@ -12230,14 +12312,16 @@
         <w:rPr>
           <w:sz w:val="28"/>
           <w:szCs w:val="28"/>
-        </w:rPr>
-        <w:t xml:space="preserve"> </w:t>
-      </w:r>
-      <w:proofErr w:type="spellStart"/>
-      <w:r>
-        <w:rPr>
-          <w:sz w:val="28"/>
-          <w:szCs w:val="28"/>
+          <w:highlight w:val="green"/>
+        </w:rPr>
+        <w:t xml:space="preserve"> </w:t>
+      </w:r>
+      <w:proofErr w:type="spellStart"/>
+      <w:r>
+        <w:rPr>
+          <w:sz w:val="28"/>
+          <w:szCs w:val="28"/>
+          <w:highlight w:val="green"/>
         </w:rPr>
         <w:t>Bedarf</w:t>
       </w:r>
@@ -12246,14 +12330,16 @@
         <w:rPr>
           <w:sz w:val="28"/>
           <w:szCs w:val="28"/>
-        </w:rPr>
-        <w:t xml:space="preserve"> </w:t>
-      </w:r>
-      <w:proofErr w:type="spellStart"/>
-      <w:r>
-        <w:rPr>
-          <w:sz w:val="28"/>
-          <w:szCs w:val="28"/>
+          <w:highlight w:val="green"/>
+        </w:rPr>
+        <w:t xml:space="preserve"> </w:t>
+      </w:r>
+      <w:proofErr w:type="spellStart"/>
+      <w:r>
+        <w:rPr>
+          <w:sz w:val="28"/>
+          <w:szCs w:val="28"/>
+          <w:highlight w:val="green"/>
         </w:rPr>
         <w:t>mit</w:t>
       </w:r>
@@ -12262,14 +12348,16 @@
         <w:rPr>
           <w:sz w:val="28"/>
           <w:szCs w:val="28"/>
-        </w:rPr>
-        <w:t xml:space="preserve"> </w:t>
-      </w:r>
-      <w:proofErr w:type="spellStart"/>
-      <w:r>
-        <w:rPr>
-          <w:sz w:val="28"/>
-          <w:szCs w:val="28"/>
+          <w:highlight w:val="green"/>
+        </w:rPr>
+        <w:t xml:space="preserve"> </w:t>
+      </w:r>
+      <w:proofErr w:type="spellStart"/>
+      <w:r>
+        <w:rPr>
+          <w:sz w:val="28"/>
+          <w:szCs w:val="28"/>
+          <w:highlight w:val="green"/>
         </w:rPr>
         <w:t>Beispielen</w:t>
       </w:r>
@@ -12278,14 +12366,16 @@
         <w:rPr>
           <w:sz w:val="28"/>
           <w:szCs w:val="28"/>
-        </w:rPr>
-        <w:t xml:space="preserve"> </w:t>
-      </w:r>
-      <w:proofErr w:type="spellStart"/>
-      <w:r>
-        <w:rPr>
-          <w:sz w:val="28"/>
-          <w:szCs w:val="28"/>
+          <w:highlight w:val="green"/>
+        </w:rPr>
+        <w:t xml:space="preserve"> </w:t>
+      </w:r>
+      <w:proofErr w:type="spellStart"/>
+      <w:r>
+        <w:rPr>
+          <w:sz w:val="28"/>
+          <w:szCs w:val="28"/>
+          <w:highlight w:val="green"/>
         </w:rPr>
         <w:t>oder</w:t>
       </w:r>
@@ -12294,14 +12384,16 @@
         <w:rPr>
           <w:sz w:val="28"/>
           <w:szCs w:val="28"/>
-        </w:rPr>
-        <w:t xml:space="preserve"> </w:t>
-      </w:r>
-      <w:proofErr w:type="spellStart"/>
-      <w:r>
-        <w:rPr>
-          <w:sz w:val="28"/>
-          <w:szCs w:val="28"/>
+          <w:highlight w:val="green"/>
+        </w:rPr>
+        <w:t xml:space="preserve"> </w:t>
+      </w:r>
+      <w:proofErr w:type="spellStart"/>
+      <w:r>
+        <w:rPr>
+          <w:sz w:val="28"/>
+          <w:szCs w:val="28"/>
+          <w:highlight w:val="green"/>
         </w:rPr>
         <w:t>Akzeptanzkriterien</w:t>
       </w:r>
@@ -12310,14 +12402,16 @@
         <w:rPr>
           <w:sz w:val="28"/>
           <w:szCs w:val="28"/>
-        </w:rPr>
-        <w:t xml:space="preserve"> </w:t>
-      </w:r>
-      <w:proofErr w:type="spellStart"/>
-      <w:r>
-        <w:rPr>
-          <w:sz w:val="28"/>
-          <w:szCs w:val="28"/>
+          <w:highlight w:val="green"/>
+        </w:rPr>
+        <w:t xml:space="preserve"> </w:t>
+      </w:r>
+      <w:proofErr w:type="spellStart"/>
+      <w:r>
+        <w:rPr>
+          <w:sz w:val="28"/>
+          <w:szCs w:val="28"/>
+          <w:highlight w:val="green"/>
         </w:rPr>
         <w:t>ergänzt</w:t>
       </w:r>
@@ -12326,6 +12420,7 @@
         <w:rPr>
           <w:sz w:val="28"/>
           <w:szCs w:val="28"/>
+          <w:highlight w:val="green"/>
         </w:rPr>
         <w:t>.</w:t>
       </w:r>
@@ -15727,14 +15822,14 @@
         <w:rPr>
           <w:sz w:val="28"/>
           <w:szCs w:val="28"/>
-          <w:highlight w:val="yellow"/>
-        </w:rPr>
-      </w:pPr>
-      <w:r>
-        <w:rPr>
-          <w:sz w:val="28"/>
-          <w:szCs w:val="28"/>
-          <w:highlight w:val="yellow"/>
+          <w:highlight w:val="green"/>
+        </w:rPr>
+      </w:pPr>
+      <w:r>
+        <w:rPr>
+          <w:sz w:val="28"/>
+          <w:szCs w:val="28"/>
+          <w:highlight w:val="green"/>
         </w:rPr>
         <w:t xml:space="preserve">2. In der </w:t>
       </w:r>
@@ -15743,7 +15838,7 @@
         <w:rPr>
           <w:sz w:val="28"/>
           <w:szCs w:val="28"/>
-          <w:highlight w:val="yellow"/>
+          <w:highlight w:val="green"/>
         </w:rPr>
         <w:t>Umsetzung</w:t>
       </w:r>
@@ -15752,7 +15847,7 @@
         <w:rPr>
           <w:sz w:val="28"/>
           <w:szCs w:val="28"/>
-          <w:highlight w:val="yellow"/>
+          <w:highlight w:val="green"/>
         </w:rPr>
         <w:t xml:space="preserve"> des </w:t>
       </w:r>
@@ -15761,7 +15856,7 @@
         <w:rPr>
           <w:sz w:val="28"/>
           <w:szCs w:val="28"/>
-          <w:highlight w:val="yellow"/>
+          <w:highlight w:val="green"/>
         </w:rPr>
         <w:t>Datenmodells</w:t>
       </w:r>
@@ -15770,16 +15865,16 @@
         <w:rPr>
           <w:sz w:val="28"/>
           <w:szCs w:val="28"/>
-          <w:highlight w:val="yellow"/>
-        </w:rPr>
-        <w:t xml:space="preserve"> </w:t>
-      </w:r>
-      <w:proofErr w:type="spellStart"/>
-      <w:r>
-        <w:rPr>
-          <w:sz w:val="28"/>
-          <w:szCs w:val="28"/>
-          <w:highlight w:val="yellow"/>
+          <w:highlight w:val="green"/>
+        </w:rPr>
+        <w:t xml:space="preserve"> </w:t>
+      </w:r>
+      <w:proofErr w:type="spellStart"/>
+      <w:r>
+        <w:rPr>
+          <w:sz w:val="28"/>
+          <w:szCs w:val="28"/>
+          <w:highlight w:val="green"/>
         </w:rPr>
         <w:t>wurden</w:t>
       </w:r>
@@ -15788,7 +15883,7 @@
         <w:rPr>
           <w:sz w:val="28"/>
           <w:szCs w:val="28"/>
-          <w:highlight w:val="yellow"/>
+          <w:highlight w:val="green"/>
         </w:rPr>
         <w:t xml:space="preserve"> die </w:t>
       </w:r>
@@ -15797,7 +15892,7 @@
         <w:rPr>
           <w:sz w:val="28"/>
           <w:szCs w:val="28"/>
-          <w:highlight w:val="yellow"/>
+          <w:highlight w:val="green"/>
         </w:rPr>
         <w:t>spezifischen</w:t>
       </w:r>
@@ -15806,16 +15901,16 @@
         <w:rPr>
           <w:sz w:val="28"/>
           <w:szCs w:val="28"/>
-          <w:highlight w:val="yellow"/>
-        </w:rPr>
-        <w:t xml:space="preserve"> </w:t>
-      </w:r>
-      <w:proofErr w:type="spellStart"/>
-      <w:r>
-        <w:rPr>
-          <w:sz w:val="28"/>
-          <w:szCs w:val="28"/>
-          <w:highlight w:val="yellow"/>
+          <w:highlight w:val="green"/>
+        </w:rPr>
+        <w:t xml:space="preserve"> </w:t>
+      </w:r>
+      <w:proofErr w:type="spellStart"/>
+      <w:r>
+        <w:rPr>
+          <w:sz w:val="28"/>
+          <w:szCs w:val="28"/>
+          <w:highlight w:val="green"/>
         </w:rPr>
         <w:t>Geschäftsanforderungen</w:t>
       </w:r>
@@ -15824,16 +15919,16 @@
         <w:rPr>
           <w:sz w:val="28"/>
           <w:szCs w:val="28"/>
-          <w:highlight w:val="yellow"/>
-        </w:rPr>
-        <w:t xml:space="preserve"> </w:t>
-      </w:r>
-      <w:proofErr w:type="spellStart"/>
-      <w:r>
-        <w:rPr>
-          <w:sz w:val="28"/>
-          <w:szCs w:val="28"/>
-          <w:highlight w:val="yellow"/>
+          <w:highlight w:val="green"/>
+        </w:rPr>
+        <w:t xml:space="preserve"> </w:t>
+      </w:r>
+      <w:proofErr w:type="spellStart"/>
+      <w:r>
+        <w:rPr>
+          <w:sz w:val="28"/>
+          <w:szCs w:val="28"/>
+          <w:highlight w:val="green"/>
         </w:rPr>
         <w:t>korrekt</w:t>
       </w:r>
@@ -15842,16 +15937,16 @@
         <w:rPr>
           <w:sz w:val="28"/>
           <w:szCs w:val="28"/>
-          <w:highlight w:val="yellow"/>
-        </w:rPr>
-        <w:t xml:space="preserve"> </w:t>
-      </w:r>
-      <w:proofErr w:type="spellStart"/>
-      <w:r>
-        <w:rPr>
-          <w:sz w:val="28"/>
-          <w:szCs w:val="28"/>
-          <w:highlight w:val="yellow"/>
+          <w:highlight w:val="green"/>
+        </w:rPr>
+        <w:t xml:space="preserve"> </w:t>
+      </w:r>
+      <w:proofErr w:type="spellStart"/>
+      <w:r>
+        <w:rPr>
+          <w:sz w:val="28"/>
+          <w:szCs w:val="28"/>
+          <w:highlight w:val="green"/>
         </w:rPr>
         <w:t>widerspiegelt</w:t>
       </w:r>
@@ -15860,7 +15955,7 @@
         <w:rPr>
           <w:sz w:val="28"/>
           <w:szCs w:val="28"/>
-          <w:highlight w:val="yellow"/>
+          <w:highlight w:val="green"/>
         </w:rPr>
         <w:t>.</w:t>
       </w:r>
@@ -15870,14 +15965,14 @@
         <w:rPr>
           <w:sz w:val="28"/>
           <w:szCs w:val="28"/>
-          <w:highlight w:val="yellow"/>
-        </w:rPr>
-      </w:pPr>
-      <w:r>
-        <w:rPr>
-          <w:sz w:val="28"/>
-          <w:szCs w:val="28"/>
-          <w:highlight w:val="yellow"/>
+          <w:highlight w:val="green"/>
+        </w:rPr>
+      </w:pPr>
+      <w:r>
+        <w:rPr>
+          <w:sz w:val="28"/>
+          <w:szCs w:val="28"/>
+          <w:highlight w:val="green"/>
         </w:rPr>
         <w:t xml:space="preserve">3. Die </w:t>
       </w:r>
@@ -15886,7 +15981,7 @@
         <w:rPr>
           <w:sz w:val="28"/>
           <w:szCs w:val="28"/>
-          <w:highlight w:val="yellow"/>
+          <w:highlight w:val="green"/>
         </w:rPr>
         <w:t>Grundsätze</w:t>
       </w:r>
@@ -15895,7 +15990,7 @@
         <w:rPr>
           <w:sz w:val="28"/>
           <w:szCs w:val="28"/>
-          <w:highlight w:val="yellow"/>
+          <w:highlight w:val="green"/>
         </w:rPr>
         <w:t xml:space="preserve"> der </w:t>
       </w:r>
@@ -15904,7 +15999,7 @@
         <w:rPr>
           <w:sz w:val="28"/>
           <w:szCs w:val="28"/>
-          <w:highlight w:val="yellow"/>
+          <w:highlight w:val="green"/>
         </w:rPr>
         <w:t>Normalisierung</w:t>
       </w:r>
@@ -15913,16 +16008,16 @@
         <w:rPr>
           <w:sz w:val="28"/>
           <w:szCs w:val="28"/>
-          <w:highlight w:val="yellow"/>
-        </w:rPr>
-        <w:t xml:space="preserve"> </w:t>
-      </w:r>
-      <w:proofErr w:type="spellStart"/>
-      <w:r>
-        <w:rPr>
-          <w:sz w:val="28"/>
-          <w:szCs w:val="28"/>
-          <w:highlight w:val="yellow"/>
+          <w:highlight w:val="green"/>
+        </w:rPr>
+        <w:t xml:space="preserve"> </w:t>
+      </w:r>
+      <w:proofErr w:type="spellStart"/>
+      <w:r>
+        <w:rPr>
+          <w:sz w:val="28"/>
+          <w:szCs w:val="28"/>
+          <w:highlight w:val="green"/>
         </w:rPr>
         <w:t>wurden</w:t>
       </w:r>
@@ -15931,16 +16026,16 @@
         <w:rPr>
           <w:sz w:val="28"/>
           <w:szCs w:val="28"/>
-          <w:highlight w:val="yellow"/>
-        </w:rPr>
-        <w:t xml:space="preserve"> </w:t>
-      </w:r>
-      <w:proofErr w:type="spellStart"/>
-      <w:r>
-        <w:rPr>
-          <w:sz w:val="28"/>
-          <w:szCs w:val="28"/>
-          <w:highlight w:val="yellow"/>
+          <w:highlight w:val="green"/>
+        </w:rPr>
+        <w:t xml:space="preserve"> </w:t>
+      </w:r>
+      <w:proofErr w:type="spellStart"/>
+      <w:r>
+        <w:rPr>
+          <w:sz w:val="28"/>
+          <w:szCs w:val="28"/>
+          <w:highlight w:val="green"/>
         </w:rPr>
         <w:t>sinnvoll</w:t>
       </w:r>
@@ -15949,16 +16044,16 @@
         <w:rPr>
           <w:sz w:val="28"/>
           <w:szCs w:val="28"/>
-          <w:highlight w:val="yellow"/>
-        </w:rPr>
-        <w:t xml:space="preserve"> </w:t>
-      </w:r>
-      <w:proofErr w:type="spellStart"/>
-      <w:r>
-        <w:rPr>
-          <w:sz w:val="28"/>
-          <w:szCs w:val="28"/>
-          <w:highlight w:val="yellow"/>
+          <w:highlight w:val="green"/>
+        </w:rPr>
+        <w:t xml:space="preserve"> </w:t>
+      </w:r>
+      <w:proofErr w:type="spellStart"/>
+      <w:r>
+        <w:rPr>
+          <w:sz w:val="28"/>
+          <w:szCs w:val="28"/>
+          <w:highlight w:val="green"/>
         </w:rPr>
         <w:t>angewandt</w:t>
       </w:r>
@@ -15967,7 +16062,7 @@
         <w:rPr>
           <w:sz w:val="28"/>
           <w:szCs w:val="28"/>
-          <w:highlight w:val="yellow"/>
+          <w:highlight w:val="green"/>
         </w:rPr>
         <w:t>.</w:t>
       </w:r>
@@ -15977,14 +16072,14 @@
         <w:rPr>
           <w:sz w:val="28"/>
           <w:szCs w:val="28"/>
-          <w:highlight w:val="yellow"/>
-        </w:rPr>
-      </w:pPr>
-      <w:r>
-        <w:rPr>
-          <w:sz w:val="28"/>
-          <w:szCs w:val="28"/>
-          <w:highlight w:val="yellow"/>
+          <w:highlight w:val="green"/>
+        </w:rPr>
+      </w:pPr>
+      <w:r>
+        <w:rPr>
+          <w:sz w:val="28"/>
+          <w:szCs w:val="28"/>
+          <w:highlight w:val="green"/>
         </w:rPr>
         <w:t xml:space="preserve">4. Das </w:t>
       </w:r>
@@ -15993,7 +16088,7 @@
         <w:rPr>
           <w:sz w:val="28"/>
           <w:szCs w:val="28"/>
-          <w:highlight w:val="yellow"/>
+          <w:highlight w:val="green"/>
         </w:rPr>
         <w:t>Datenmodell</w:t>
       </w:r>
@@ -16002,16 +16097,16 @@
         <w:rPr>
           <w:sz w:val="28"/>
           <w:szCs w:val="28"/>
-          <w:highlight w:val="yellow"/>
-        </w:rPr>
-        <w:t xml:space="preserve"> </w:t>
-      </w:r>
-      <w:proofErr w:type="spellStart"/>
-      <w:r>
-        <w:rPr>
-          <w:sz w:val="28"/>
-          <w:szCs w:val="28"/>
-          <w:highlight w:val="yellow"/>
+          <w:highlight w:val="green"/>
+        </w:rPr>
+        <w:t xml:space="preserve"> </w:t>
+      </w:r>
+      <w:proofErr w:type="spellStart"/>
+      <w:r>
+        <w:rPr>
+          <w:sz w:val="28"/>
+          <w:szCs w:val="28"/>
+          <w:highlight w:val="green"/>
         </w:rPr>
         <w:t>ist</w:t>
       </w:r>
@@ -16020,16 +16115,16 @@
         <w:rPr>
           <w:sz w:val="28"/>
           <w:szCs w:val="28"/>
-          <w:highlight w:val="yellow"/>
-        </w:rPr>
-        <w:t xml:space="preserve"> </w:t>
-      </w:r>
-      <w:proofErr w:type="spellStart"/>
-      <w:r>
-        <w:rPr>
-          <w:sz w:val="28"/>
-          <w:szCs w:val="28"/>
-          <w:highlight w:val="yellow"/>
+          <w:highlight w:val="green"/>
+        </w:rPr>
+        <w:t xml:space="preserve"> </w:t>
+      </w:r>
+      <w:proofErr w:type="spellStart"/>
+      <w:r>
+        <w:rPr>
+          <w:sz w:val="28"/>
+          <w:szCs w:val="28"/>
+          <w:highlight w:val="green"/>
         </w:rPr>
         <w:t>flexibel</w:t>
       </w:r>
@@ -16038,7 +16133,7 @@
         <w:rPr>
           <w:sz w:val="28"/>
           <w:szCs w:val="28"/>
-          <w:highlight w:val="yellow"/>
+          <w:highlight w:val="green"/>
         </w:rPr>
         <w:t xml:space="preserve"> und </w:t>
       </w:r>
@@ -16047,7 +16142,7 @@
         <w:rPr>
           <w:sz w:val="28"/>
           <w:szCs w:val="28"/>
-          <w:highlight w:val="yellow"/>
+          <w:highlight w:val="green"/>
         </w:rPr>
         <w:t>skalierbar</w:t>
       </w:r>
@@ -16056,7 +16151,7 @@
         <w:rPr>
           <w:sz w:val="28"/>
           <w:szCs w:val="28"/>
-          <w:highlight w:val="yellow"/>
+          <w:highlight w:val="green"/>
         </w:rPr>
         <w:t>.</w:t>
       </w:r>
@@ -16072,7 +16167,7 @@
         <w:rPr>
           <w:sz w:val="28"/>
           <w:szCs w:val="28"/>
-          <w:highlight w:val="yellow"/>
+          <w:highlight w:val="green"/>
         </w:rPr>
         <w:t xml:space="preserve">5. Das </w:t>
       </w:r>
@@ -16081,7 +16176,7 @@
         <w:rPr>
           <w:sz w:val="28"/>
           <w:szCs w:val="28"/>
-          <w:highlight w:val="yellow"/>
+          <w:highlight w:val="green"/>
         </w:rPr>
         <w:t>Datenmodell</w:t>
       </w:r>
@@ -16090,16 +16185,16 @@
         <w:rPr>
           <w:sz w:val="28"/>
           <w:szCs w:val="28"/>
-          <w:highlight w:val="yellow"/>
-        </w:rPr>
-        <w:t xml:space="preserve"> </w:t>
-      </w:r>
-      <w:proofErr w:type="spellStart"/>
-      <w:r>
-        <w:rPr>
-          <w:sz w:val="28"/>
-          <w:szCs w:val="28"/>
-          <w:highlight w:val="yellow"/>
+          <w:highlight w:val="green"/>
+        </w:rPr>
+        <w:t xml:space="preserve"> </w:t>
+      </w:r>
+      <w:proofErr w:type="spellStart"/>
+      <w:r>
+        <w:rPr>
+          <w:sz w:val="28"/>
+          <w:szCs w:val="28"/>
+          <w:highlight w:val="green"/>
         </w:rPr>
         <w:t>ist</w:t>
       </w:r>
@@ -16108,16 +16203,16 @@
         <w:rPr>
           <w:sz w:val="28"/>
           <w:szCs w:val="28"/>
-          <w:highlight w:val="yellow"/>
-        </w:rPr>
-        <w:t xml:space="preserve"> </w:t>
-      </w:r>
-      <w:proofErr w:type="spellStart"/>
-      <w:r>
-        <w:rPr>
-          <w:sz w:val="28"/>
-          <w:szCs w:val="28"/>
-          <w:highlight w:val="yellow"/>
+          <w:highlight w:val="green"/>
+        </w:rPr>
+        <w:t xml:space="preserve"> </w:t>
+      </w:r>
+      <w:proofErr w:type="spellStart"/>
+      <w:r>
+        <w:rPr>
+          <w:sz w:val="28"/>
+          <w:szCs w:val="28"/>
+          <w:highlight w:val="green"/>
         </w:rPr>
         <w:t>ausreichend</w:t>
       </w:r>
@@ -16126,16 +16221,16 @@
         <w:rPr>
           <w:sz w:val="28"/>
           <w:szCs w:val="28"/>
-          <w:highlight w:val="yellow"/>
-        </w:rPr>
-        <w:t xml:space="preserve"> </w:t>
-      </w:r>
-      <w:proofErr w:type="spellStart"/>
-      <w:r>
-        <w:rPr>
-          <w:sz w:val="28"/>
-          <w:szCs w:val="28"/>
-          <w:highlight w:val="yellow"/>
+          <w:highlight w:val="green"/>
+        </w:rPr>
+        <w:t xml:space="preserve"> </w:t>
+      </w:r>
+      <w:proofErr w:type="spellStart"/>
+      <w:r>
+        <w:rPr>
+          <w:sz w:val="28"/>
+          <w:szCs w:val="28"/>
+          <w:highlight w:val="green"/>
         </w:rPr>
         <w:t>dokumentiert</w:t>
       </w:r>
@@ -16144,7 +16239,7 @@
         <w:rPr>
           <w:sz w:val="28"/>
           <w:szCs w:val="28"/>
-          <w:highlight w:val="yellow"/>
+          <w:highlight w:val="green"/>
         </w:rPr>
         <w:t xml:space="preserve">, </w:t>
       </w:r>
@@ -16153,7 +16248,7 @@
         <w:rPr>
           <w:sz w:val="28"/>
           <w:szCs w:val="28"/>
-          <w:highlight w:val="yellow"/>
+          <w:highlight w:val="green"/>
         </w:rPr>
         <w:t>damit</w:t>
       </w:r>
@@ -16162,16 +16257,16 @@
         <w:rPr>
           <w:sz w:val="28"/>
           <w:szCs w:val="28"/>
-          <w:highlight w:val="yellow"/>
-        </w:rPr>
-        <w:t xml:space="preserve"> </w:t>
-      </w:r>
-      <w:proofErr w:type="spellStart"/>
-      <w:r>
-        <w:rPr>
-          <w:sz w:val="28"/>
-          <w:szCs w:val="28"/>
-          <w:highlight w:val="yellow"/>
+          <w:highlight w:val="green"/>
+        </w:rPr>
+        <w:t xml:space="preserve"> </w:t>
+      </w:r>
+      <w:proofErr w:type="spellStart"/>
+      <w:r>
+        <w:rPr>
+          <w:sz w:val="28"/>
+          <w:szCs w:val="28"/>
+          <w:highlight w:val="green"/>
         </w:rPr>
         <w:t>andere</w:t>
       </w:r>
@@ -16180,16 +16275,16 @@
         <w:rPr>
           <w:sz w:val="28"/>
           <w:szCs w:val="28"/>
-          <w:highlight w:val="yellow"/>
-        </w:rPr>
-        <w:t xml:space="preserve"> </w:t>
-      </w:r>
-      <w:proofErr w:type="spellStart"/>
-      <w:r>
-        <w:rPr>
-          <w:sz w:val="28"/>
-          <w:szCs w:val="28"/>
-          <w:highlight w:val="yellow"/>
+          <w:highlight w:val="green"/>
+        </w:rPr>
+        <w:t xml:space="preserve"> </w:t>
+      </w:r>
+      <w:proofErr w:type="spellStart"/>
+      <w:r>
+        <w:rPr>
+          <w:sz w:val="28"/>
+          <w:szCs w:val="28"/>
+          <w:highlight w:val="green"/>
         </w:rPr>
         <w:t>Entwickler</w:t>
       </w:r>
@@ -16198,7 +16293,7 @@
         <w:rPr>
           <w:sz w:val="28"/>
           <w:szCs w:val="28"/>
-          <w:highlight w:val="yellow"/>
+          <w:highlight w:val="green"/>
         </w:rPr>
         <w:t xml:space="preserve"> das Modell verstehen und </w:t>
       </w:r>
@@ -16207,7 +16302,7 @@
         <w:rPr>
           <w:sz w:val="28"/>
           <w:szCs w:val="28"/>
-          <w:highlight w:val="yellow"/>
+          <w:highlight w:val="green"/>
         </w:rPr>
         <w:t>damit</w:t>
       </w:r>
@@ -16216,16 +16311,16 @@
         <w:rPr>
           <w:sz w:val="28"/>
           <w:szCs w:val="28"/>
-          <w:highlight w:val="yellow"/>
-        </w:rPr>
-        <w:t xml:space="preserve"> </w:t>
-      </w:r>
-      <w:proofErr w:type="spellStart"/>
-      <w:r>
-        <w:rPr>
-          <w:sz w:val="28"/>
-          <w:szCs w:val="28"/>
-          <w:highlight w:val="yellow"/>
+          <w:highlight w:val="green"/>
+        </w:rPr>
+        <w:t xml:space="preserve"> </w:t>
+      </w:r>
+      <w:proofErr w:type="spellStart"/>
+      <w:r>
+        <w:rPr>
+          <w:sz w:val="28"/>
+          <w:szCs w:val="28"/>
+          <w:highlight w:val="green"/>
         </w:rPr>
         <w:t>arbeiten</w:t>
       </w:r>
@@ -16234,16 +16329,16 @@
         <w:rPr>
           <w:sz w:val="28"/>
           <w:szCs w:val="28"/>
-          <w:highlight w:val="yellow"/>
-        </w:rPr>
-        <w:t xml:space="preserve"> </w:t>
-      </w:r>
-      <w:proofErr w:type="spellStart"/>
-      <w:r>
-        <w:rPr>
-          <w:sz w:val="28"/>
-          <w:szCs w:val="28"/>
-          <w:highlight w:val="yellow"/>
+          <w:highlight w:val="green"/>
+        </w:rPr>
+        <w:t xml:space="preserve"> </w:t>
+      </w:r>
+      <w:proofErr w:type="spellStart"/>
+      <w:r>
+        <w:rPr>
+          <w:sz w:val="28"/>
+          <w:szCs w:val="28"/>
+          <w:highlight w:val="green"/>
         </w:rPr>
         <w:t>können</w:t>
       </w:r>
@@ -16252,7 +16347,7 @@
         <w:rPr>
           <w:sz w:val="28"/>
           <w:szCs w:val="28"/>
-          <w:highlight w:val="yellow"/>
+          <w:highlight w:val="green"/>
         </w:rPr>
         <w:t>.</w:t>
       </w:r>
